--- a/entregables/Manual-de-Usuario-NBU.docx
+++ b/entregables/Manual-de-Usuario-NBU.docx
@@ -4,63 +4,166 @@
   <w:body>
     <w:p>
       <w:pPr>
-        <w:pStyle w:val="Title"/>
-        <w:keepNext/>
+        <w:spacing w:before="40" w:after="60"/>
+        <w:jc w:val="center"/>
+      </w:pPr>
+      <w:r>
+        <w:drawing>
+          <wp:inline xmlns:a="http://schemas.openxmlformats.org/drawingml/2006/main" xmlns:pic="http://schemas.openxmlformats.org/drawingml/2006/picture">
+            <wp:extent cx="676656" cy="676656"/>
+            <wp:docPr id="1" name="Picture 1"/>
+            <wp:cNvGraphicFramePr>
+              <a:graphicFrameLocks noChangeAspect="1"/>
+            </wp:cNvGraphicFramePr>
+            <a:graphic>
+              <a:graphicData uri="http://schemas.openxmlformats.org/drawingml/2006/picture">
+                <pic:pic>
+                  <pic:nvPicPr>
+                    <pic:cNvPr id="0" name="nbu-mark.png"/>
+                    <pic:cNvPicPr/>
+                  </pic:nvPicPr>
+                  <pic:blipFill>
+                    <a:blip r:embed="rId11"/>
+                    <a:stretch>
+                      <a:fillRect/>
+                    </a:stretch>
+                  </pic:blipFill>
+                  <pic:spPr>
+                    <a:xfrm>
+                      <a:off x="0" y="0"/>
+                      <a:ext cx="676656" cy="676656"/>
+                    </a:xfrm>
+                    <a:prstGeom prst="rect"/>
+                  </pic:spPr>
+                </pic:pic>
+              </a:graphicData>
+            </a:graphic>
+          </wp:inline>
+        </w:drawing>
+      </w:r>
+    </w:p>
+    <w:p>
+      <w:pPr>
+        <w:spacing w:after="0"/>
+        <w:jc w:val="center"/>
       </w:pPr>
       <w:r>
         <w:rPr>
           <w:rFonts w:ascii="Arial" w:hAnsi="Arial"/>
           <w:b/>
-          <w:color w:val="000000"/>
-          <w:sz w:val="50"/>
+          <w:color w:val="20B6C3"/>
+          <w:sz w:val="17"/>
         </w:rPr>
-        <w:t>Manual de usuario NBU</w:t>
+        <w:t>MANUAL DE USUARIO</w:t>
       </w:r>
     </w:p>
     <w:p>
       <w:pPr>
-        <w:spacing w:after="200"/>
+        <w:pStyle w:val="Title"/>
+        <w:spacing w:after="60"/>
+        <w:jc w:val="center"/>
       </w:pPr>
       <w:r>
         <w:rPr>
           <w:rFonts w:ascii="Arial" w:hAnsi="Arial"/>
-          <w:color w:val="64758A"/>
-          <w:sz w:val="21"/>
+          <w:b/>
+          <w:color w:val="092754"/>
+          <w:sz w:val="48"/>
         </w:rPr>
-        <w:t>Guía de acceso para estudiantes y personal de Nicaragua Becas Universitarias</w:t>
+        <w:t>NBU</w:t>
       </w:r>
     </w:p>
+    <w:p>
+      <w:pPr>
+        <w:spacing w:after="160"/>
+        <w:jc w:val="center"/>
+      </w:pPr>
+      <w:r>
+        <w:rPr>
+          <w:rFonts w:ascii="Arial" w:hAnsi="Arial"/>
+          <w:b w:val="0"/>
+          <w:color w:val="64758A"/>
+          <w:sz w:val="19"/>
+        </w:rPr>
+        <w:t>Guía sencilla para estudiantes y personal administrativo</w:t>
+      </w:r>
+    </w:p>
+    <w:tbl>
+      <w:tblPr>
+        <w:tblStyle w:val="TableGrid"/>
+        <w:tblW w:type="auto" w:w="0"/>
+        <w:tblLook w:firstColumn="1" w:firstRow="1" w:lastColumn="0" w:lastRow="0" w:noHBand="0" w:noVBand="1" w:val="04A0"/>
+      </w:tblPr>
+      <w:tblGrid>
+        <w:gridCol w:w="9893"/>
+      </w:tblGrid>
+      <w:tr>
+        <w:tc>
+          <w:tcPr>
+            <w:tcW w:type="dxa" w:w="9893"/>
+            <w:vAlign w:val="center"/>
+            <w:shd w:fill="EAF8F8"/>
+            <w:tcMar>
+              <w:top w:w="80" w:type="dxa"/>
+              <w:start w:w="100" w:type="dxa"/>
+              <w:bottom w:w="80" w:type="dxa"/>
+              <w:end w:w="100" w:type="dxa"/>
+            </w:tcMar>
+          </w:tcPr>
+          <w:p>
+            <w:pPr>
+              <w:spacing w:after="0" w:line="245" w:lineRule="auto"/>
+            </w:pPr>
+            <w:r>
+              <w:rPr>
+                <w:b/>
+              </w:rPr>
+            </w:r>
+            <w:r>
+              <w:rPr>
+                <w:rFonts w:ascii="Arial" w:hAnsi="Arial"/>
+                <w:b w:val="0"/>
+                <w:color w:val="092754"/>
+                <w:sz w:val="18"/>
+              </w:rPr>
+              <w:t>¿Para qué sirve?</w:t>
+            </w:r>
+            <w:r>
+              <w:br/>
+            </w:r>
+            <w:r>
+              <w:rPr>
+                <w:rFonts w:ascii="Arial" w:hAnsi="Arial"/>
+                <w:b w:val="0"/>
+                <w:color w:val="092754"/>
+                <w:sz w:val="18"/>
+              </w:rPr>
+              <w:t>Para que los estudiantes se registren desde el portal, consulten convocatorias y sigan sus solicitudes; y para que el personal gestione becas, estudiantes, depósitos registrados y avisos.</w:t>
+            </w:r>
+          </w:p>
+        </w:tc>
+      </w:tr>
+    </w:tbl>
     <w:p>
       <w:pPr>
         <w:pStyle w:val="Heading1"/>
       </w:pPr>
       <w:r>
-        <w:t>1. Antes de ingresar</w:t>
-      </w:r>
-    </w:p>
-    <w:p>
-      <w:pPr>
-        <w:widowControl/>
-      </w:pPr>
-      <w:r>
-        <w:rPr>
-          <w:rFonts w:ascii="Arial" w:hAnsi="Arial"/>
-          <w:color w:val="182B43"/>
-        </w:rPr>
-        <w:t>NBU ofrece una cuenta para estudiantes y otra para personal administrador. Usa las credenciales asignadas. Para la demostración local, las cuentas de ejemplo son:</w:t>
+        <w:t>Dos formas de usar NBU</w:t>
       </w:r>
     </w:p>
     <w:tbl>
       <w:tblPr>
+        <w:tblStyle w:val="TableGrid"/>
         <w:tblW w:type="auto" w:w="0"/>
         <w:jc w:val="center"/>
         <w:tblLayout w:type="fixed"/>
         <w:tblLook w:firstColumn="1" w:firstRow="1" w:lastColumn="0" w:lastRow="0" w:noHBand="0" w:noVBand="1" w:val="04A0"/>
       </w:tblPr>
       <w:tblGrid>
-        <w:gridCol w:w="2160"/>
-        <w:gridCol w:w="3888"/>
-        <w:gridCol w:w="4464"/>
+        <w:gridCol w:w="1656"/>
+        <w:gridCol w:w="3312"/>
+        <w:gridCol w:w="4925"/>
       </w:tblGrid>
       <w:tr>
         <w:trPr>
@@ -68,19 +171,19 @@
         </w:trPr>
         <w:tc>
           <w:tcPr>
-            <w:tcW w:type="dxa" w:w="2160"/>
+            <w:tcW w:type="dxa" w:w="1656"/>
+            <w:vAlign w:val="center"/>
             <w:shd w:fill="092754"/>
             <w:tcMar>
-              <w:top w:w="95" w:type="dxa"/>
-              <w:start w:w="115" w:type="dxa"/>
-              <w:bottom w:w="95" w:type="dxa"/>
-              <w:end w:w="115" w:type="dxa"/>
+              <w:top w:w="80" w:type="dxa"/>
+              <w:start w:w="100" w:type="dxa"/>
+              <w:bottom w:w="80" w:type="dxa"/>
+              <w:end w:w="100" w:type="dxa"/>
             </w:tcMar>
-            <w:vAlign w:val="center"/>
           </w:tcPr>
           <w:p>
             <w:pPr>
-              <w:spacing w:after="0"/>
+              <w:spacing w:after="0" w:line="245" w:lineRule="auto"/>
             </w:pPr>
             <w:r/>
             <w:r>
@@ -90,25 +193,25 @@
                 <w:color w:val="FFFFFF"/>
                 <w:sz w:val="16"/>
               </w:rPr>
-              <w:t>Perfil</w:t>
+              <w:t>Quién</w:t>
             </w:r>
           </w:p>
         </w:tc>
         <w:tc>
           <w:tcPr>
-            <w:tcW w:type="dxa" w:w="3888"/>
+            <w:tcW w:type="dxa" w:w="3312"/>
+            <w:vAlign w:val="center"/>
             <w:shd w:fill="092754"/>
             <w:tcMar>
-              <w:top w:w="95" w:type="dxa"/>
-              <w:start w:w="115" w:type="dxa"/>
-              <w:bottom w:w="95" w:type="dxa"/>
-              <w:end w:w="115" w:type="dxa"/>
+              <w:top w:w="80" w:type="dxa"/>
+              <w:start w:w="100" w:type="dxa"/>
+              <w:bottom w:w="80" w:type="dxa"/>
+              <w:end w:w="100" w:type="dxa"/>
             </w:tcMar>
-            <w:vAlign w:val="center"/>
           </w:tcPr>
           <w:p>
             <w:pPr>
-              <w:spacing w:after="0"/>
+              <w:spacing w:after="0" w:line="245" w:lineRule="auto"/>
             </w:pPr>
             <w:r/>
             <w:r>
@@ -118,25 +221,25 @@
                 <w:color w:val="FFFFFF"/>
                 <w:sz w:val="16"/>
               </w:rPr>
-              <w:t>Correo</w:t>
+              <w:t>Dónde entra</w:t>
             </w:r>
           </w:p>
         </w:tc>
         <w:tc>
           <w:tcPr>
-            <w:tcW w:type="dxa" w:w="4464"/>
+            <w:tcW w:type="dxa" w:w="4925"/>
+            <w:vAlign w:val="center"/>
             <w:shd w:fill="092754"/>
             <w:tcMar>
-              <w:top w:w="95" w:type="dxa"/>
-              <w:start w:w="115" w:type="dxa"/>
-              <w:bottom w:w="95" w:type="dxa"/>
-              <w:end w:w="115" w:type="dxa"/>
+              <w:top w:w="80" w:type="dxa"/>
+              <w:start w:w="100" w:type="dxa"/>
+              <w:bottom w:w="80" w:type="dxa"/>
+              <w:end w:w="100" w:type="dxa"/>
             </w:tcMar>
-            <w:vAlign w:val="center"/>
           </w:tcPr>
           <w:p>
             <w:pPr>
-              <w:spacing w:after="0"/>
+              <w:spacing w:after="0" w:line="245" w:lineRule="auto"/>
             </w:pPr>
             <w:r/>
             <w:r>
@@ -146,7 +249,7 @@
                 <w:color w:val="FFFFFF"/>
                 <w:sz w:val="16"/>
               </w:rPr>
-              <w:t>Contraseña inicial</w:t>
+              <w:t>Qué hace</w:t>
             </w:r>
           </w:p>
         </w:tc>
@@ -154,19 +257,105 @@
       <w:tr>
         <w:tc>
           <w:tcPr>
-            <w:tcW w:type="dxa" w:w="2160"/>
+            <w:tcW w:type="dxa" w:w="1656"/>
             <w:vAlign w:val="center"/>
             <w:shd w:fill="EFF5FA"/>
             <w:tcMar>
-              <w:top w:w="95" w:type="dxa"/>
-              <w:start w:w="115" w:type="dxa"/>
-              <w:bottom w:w="95" w:type="dxa"/>
-              <w:end w:w="115" w:type="dxa"/>
+              <w:top w:w="80" w:type="dxa"/>
+              <w:start w:w="100" w:type="dxa"/>
+              <w:bottom w:w="80" w:type="dxa"/>
+              <w:end w:w="100" w:type="dxa"/>
             </w:tcMar>
           </w:tcPr>
           <w:p>
             <w:pPr>
-              <w:spacing w:after="0" w:line="240" w:lineRule="auto"/>
+              <w:spacing w:after="0" w:line="245" w:lineRule="auto"/>
+            </w:pPr>
+            <w:r/>
+            <w:r>
+              <w:rPr>
+                <w:rFonts w:ascii="Arial" w:hAnsi="Arial"/>
+                <w:b/>
+                <w:color w:val="182B43"/>
+                <w:sz w:val="16"/>
+              </w:rPr>
+              <w:t>Estudiante</w:t>
+            </w:r>
+          </w:p>
+        </w:tc>
+        <w:tc>
+          <w:tcPr>
+            <w:tcW w:type="dxa" w:w="3312"/>
+            <w:vAlign w:val="center"/>
+            <w:shd w:fill="EFF5FA"/>
+            <w:tcMar>
+              <w:top w:w="80" w:type="dxa"/>
+              <w:start w:w="100" w:type="dxa"/>
+              <w:bottom w:w="80" w:type="dxa"/>
+              <w:end w:w="100" w:type="dxa"/>
+            </w:tcMar>
+          </w:tcPr>
+          <w:p>
+            <w:pPr>
+              <w:spacing w:after="0" w:line="245" w:lineRule="auto"/>
+            </w:pPr>
+            <w:r/>
+            <w:r>
+              <w:rPr>
+                <w:rFonts w:ascii="Arial" w:hAnsi="Arial"/>
+                <w:b w:val="0"/>
+                <w:color w:val="182B43"/>
+                <w:sz w:val="16"/>
+              </w:rPr>
+              <w:t>Página web, desde computadora o celular</w:t>
+            </w:r>
+          </w:p>
+        </w:tc>
+        <w:tc>
+          <w:tcPr>
+            <w:tcW w:type="dxa" w:w="4925"/>
+            <w:vAlign w:val="center"/>
+            <w:shd w:fill="EFF5FA"/>
+            <w:tcMar>
+              <w:top w:w="80" w:type="dxa"/>
+              <w:start w:w="100" w:type="dxa"/>
+              <w:bottom w:w="80" w:type="dxa"/>
+              <w:end w:w="100" w:type="dxa"/>
+            </w:tcMar>
+          </w:tcPr>
+          <w:p>
+            <w:pPr>
+              <w:spacing w:after="0" w:line="245" w:lineRule="auto"/>
+            </w:pPr>
+            <w:r/>
+            <w:r>
+              <w:rPr>
+                <w:rFonts w:ascii="Arial" w:hAnsi="Arial"/>
+                <w:b w:val="0"/>
+                <w:color w:val="182B43"/>
+                <w:sz w:val="16"/>
+              </w:rPr>
+              <w:t>Se registra, espera aprobación, solicita becas y consulta sus datos.</w:t>
+            </w:r>
+          </w:p>
+        </w:tc>
+      </w:tr>
+      <w:tr>
+        <w:tc>
+          <w:tcPr>
+            <w:tcW w:type="dxa" w:w="1656"/>
+            <w:vAlign w:val="center"/>
+            <w:shd w:fill="FFFFFF"/>
+            <w:tcMar>
+              <w:top w:w="80" w:type="dxa"/>
+              <w:start w:w="100" w:type="dxa"/>
+              <w:bottom w:w="80" w:type="dxa"/>
+              <w:end w:w="100" w:type="dxa"/>
+            </w:tcMar>
+          </w:tcPr>
+          <w:p>
+            <w:pPr>
+              <w:spacing w:after="0" w:line="245" w:lineRule="auto"/>
             </w:pPr>
             <w:r/>
             <w:r>
@@ -182,19 +371,19 @@
         </w:tc>
         <w:tc>
           <w:tcPr>
-            <w:tcW w:type="dxa" w:w="3888"/>
+            <w:tcW w:type="dxa" w:w="3312"/>
             <w:vAlign w:val="center"/>
-            <w:shd w:fill="EFF5FA"/>
+            <w:shd w:fill="FFFFFF"/>
             <w:tcMar>
-              <w:top w:w="95" w:type="dxa"/>
-              <w:start w:w="115" w:type="dxa"/>
-              <w:bottom w:w="95" w:type="dxa"/>
-              <w:end w:w="115" w:type="dxa"/>
+              <w:top w:w="80" w:type="dxa"/>
+              <w:start w:w="100" w:type="dxa"/>
+              <w:bottom w:w="80" w:type="dxa"/>
+              <w:end w:w="100" w:type="dxa"/>
             </w:tcMar>
           </w:tcPr>
           <w:p>
             <w:pPr>
-              <w:spacing w:after="0" w:line="240" w:lineRule="auto"/>
+              <w:spacing w:after="0" w:line="245" w:lineRule="auto"/>
             </w:pPr>
             <w:r/>
             <w:r>
@@ -204,25 +393,25 @@
                 <w:color w:val="182B43"/>
                 <w:sz w:val="16"/>
               </w:rPr>
-              <w:t>admin@nbu.test</w:t>
+              <w:t>Panel web o programa Windows Forms</w:t>
             </w:r>
           </w:p>
         </w:tc>
         <w:tc>
           <w:tcPr>
-            <w:tcW w:type="dxa" w:w="4464"/>
+            <w:tcW w:type="dxa" w:w="4925"/>
             <w:vAlign w:val="center"/>
-            <w:shd w:fill="EFF5FA"/>
+            <w:shd w:fill="FFFFFF"/>
             <w:tcMar>
-              <w:top w:w="95" w:type="dxa"/>
-              <w:start w:w="115" w:type="dxa"/>
-              <w:bottom w:w="95" w:type="dxa"/>
-              <w:end w:w="115" w:type="dxa"/>
+              <w:top w:w="80" w:type="dxa"/>
+              <w:start w:w="100" w:type="dxa"/>
+              <w:bottom w:w="80" w:type="dxa"/>
+              <w:end w:w="100" w:type="dxa"/>
             </w:tcMar>
           </w:tcPr>
           <w:p>
             <w:pPr>
-              <w:spacing w:after="0" w:line="240" w:lineRule="auto"/>
+              <w:spacing w:after="0" w:line="245" w:lineRule="auto"/>
             </w:pPr>
             <w:r/>
             <w:r>
@@ -232,93 +421,7 @@
                 <w:color w:val="182B43"/>
                 <w:sz w:val="16"/>
               </w:rPr>
-              <w:t>NbuAdmin2026!</w:t>
-            </w:r>
-          </w:p>
-        </w:tc>
-      </w:tr>
-      <w:tr>
-        <w:tc>
-          <w:tcPr>
-            <w:tcW w:type="dxa" w:w="2160"/>
-            <w:vAlign w:val="center"/>
-            <w:shd w:fill="FFFFFF"/>
-            <w:tcMar>
-              <w:top w:w="95" w:type="dxa"/>
-              <w:start w:w="115" w:type="dxa"/>
-              <w:bottom w:w="95" w:type="dxa"/>
-              <w:end w:w="115" w:type="dxa"/>
-            </w:tcMar>
-          </w:tcPr>
-          <w:p>
-            <w:pPr>
-              <w:spacing w:after="0" w:line="240" w:lineRule="auto"/>
-            </w:pPr>
-            <w:r/>
-            <w:r>
-              <w:rPr>
-                <w:rFonts w:ascii="Arial" w:hAnsi="Arial"/>
-                <w:b/>
-                <w:color w:val="182B43"/>
-                <w:sz w:val="16"/>
-              </w:rPr>
-              <w:t>Estudiante</w:t>
-            </w:r>
-          </w:p>
-        </w:tc>
-        <w:tc>
-          <w:tcPr>
-            <w:tcW w:type="dxa" w:w="3888"/>
-            <w:vAlign w:val="center"/>
-            <w:shd w:fill="FFFFFF"/>
-            <w:tcMar>
-              <w:top w:w="95" w:type="dxa"/>
-              <w:start w:w="115" w:type="dxa"/>
-              <w:bottom w:w="95" w:type="dxa"/>
-              <w:end w:w="115" w:type="dxa"/>
-            </w:tcMar>
-          </w:tcPr>
-          <w:p>
-            <w:pPr>
-              <w:spacing w:after="0" w:line="240" w:lineRule="auto"/>
-            </w:pPr>
-            <w:r/>
-            <w:r>
-              <w:rPr>
-                <w:rFonts w:ascii="Arial" w:hAnsi="Arial"/>
-                <w:b w:val="0"/>
-                <w:color w:val="182B43"/>
-                <w:sz w:val="16"/>
-              </w:rPr>
-              <w:t>ana.mendez@example.test</w:t>
-            </w:r>
-          </w:p>
-        </w:tc>
-        <w:tc>
-          <w:tcPr>
-            <w:tcW w:type="dxa" w:w="4464"/>
-            <w:vAlign w:val="center"/>
-            <w:shd w:fill="FFFFFF"/>
-            <w:tcMar>
-              <w:top w:w="95" w:type="dxa"/>
-              <w:start w:w="115" w:type="dxa"/>
-              <w:bottom w:w="95" w:type="dxa"/>
-              <w:end w:w="115" w:type="dxa"/>
-            </w:tcMar>
-          </w:tcPr>
-          <w:p>
-            <w:pPr>
-              <w:spacing w:after="0" w:line="240" w:lineRule="auto"/>
-            </w:pPr>
-            <w:r/>
-            <w:r>
-              <w:rPr>
-                <w:rFonts w:ascii="Arial" w:hAnsi="Arial"/>
-                <w:b w:val="0"/>
-                <w:color w:val="182B43"/>
-                <w:sz w:val="16"/>
-              </w:rPr>
-              <w:t>NbuEstudiante2026!</w:t>
+              <w:t>Revisa registros, mantiene los módulos y publica información.</w:t>
             </w:r>
           </w:p>
         </w:tc>
@@ -326,175 +429,16 @@
     </w:tbl>
     <w:p>
       <w:pPr>
-        <w:spacing w:after="0"/>
-      </w:pPr>
-    </w:p>
-    <w:p>
-      <w:pPr>
         <w:widowControl/>
       </w:pPr>
       <w:r>
         <w:rPr>
           <w:rFonts w:ascii="Arial" w:hAnsi="Arial"/>
-          <w:color w:val="8B5B16"/>
+          <w:b w:val="0"/>
+          <w:color w:val="182B43"/>
+          <w:sz w:val="18"/>
         </w:rPr>
-        <w:t>Las cuentas y datos de muestra son ficticios y solo están disponibles en Desarrollo. Cambia la contraseña desde el enlace con tu correo después de iniciar sesión.</w:t>
-      </w:r>
-    </w:p>
-    <w:p>
-      <w:pPr>
-        <w:pStyle w:val="Heading1"/>
-      </w:pPr>
-      <w:r>
-        <w:t>Ingresar al portal</w:t>
-      </w:r>
-    </w:p>
-    <w:p>
-      <w:pPr>
-        <w:pStyle w:val="ListBullet"/>
-        <w:spacing w:after="60"/>
-        <w:ind w:left="317" w:hanging="173"/>
-      </w:pPr>
-      <w:r>
-        <w:rPr>
-          <w:rFonts w:ascii="Arial" w:hAnsi="Arial"/>
-          <w:color w:val="182B43"/>
-          <w:sz w:val="19"/>
-        </w:rPr>
-        <w:t>Abre el sitio NBU en el navegador.</w:t>
-      </w:r>
-    </w:p>
-    <w:p>
-      <w:pPr>
-        <w:pStyle w:val="ListBullet"/>
-        <w:spacing w:after="60"/>
-        <w:ind w:left="317" w:hanging="173"/>
-      </w:pPr>
-      <w:r>
-        <w:rPr>
-          <w:rFonts w:ascii="Arial" w:hAnsi="Arial"/>
-          <w:color w:val="182B43"/>
-          <w:sz w:val="19"/>
-        </w:rPr>
-        <w:t>Selecciona Ingresar.</w:t>
-      </w:r>
-    </w:p>
-    <w:p>
-      <w:pPr>
-        <w:pStyle w:val="ListBullet"/>
-        <w:spacing w:after="60"/>
-        <w:ind w:left="317" w:hanging="173"/>
-      </w:pPr>
-      <w:r>
-        <w:rPr>
-          <w:rFonts w:ascii="Arial" w:hAnsi="Arial"/>
-          <w:color w:val="182B43"/>
-          <w:sz w:val="19"/>
-        </w:rPr>
-        <w:t>Escribe tu correo y contraseña; usa Mantener sesión iniciada solo en tu propio dispositivo.</w:t>
-      </w:r>
-    </w:p>
-    <w:p>
-      <w:pPr>
-        <w:pStyle w:val="ListBullet"/>
-        <w:spacing w:after="60"/>
-        <w:ind w:left="317" w:hanging="173"/>
-      </w:pPr>
-      <w:r>
-        <w:rPr>
-          <w:rFonts w:ascii="Arial" w:hAnsi="Arial"/>
-          <w:color w:val="182B43"/>
-          <w:sz w:val="19"/>
-        </w:rPr>
-        <w:t>Presiona Ingresar. El sistema te lleva al portal de estudiante o al panel administrativo según el rol.</w:t>
-      </w:r>
-    </w:p>
-    <w:p>
-      <w:pPr>
-        <w:pStyle w:val="Heading1"/>
-      </w:pPr>
-      <w:r>
-        <w:t>2. Recorrido del estudiante</w:t>
-      </w:r>
-    </w:p>
-    <w:p>
-      <w:pPr>
-        <w:pStyle w:val="Heading2"/>
-      </w:pPr>
-      <w:r>
-        <w:t>Inicio y becas</w:t>
-      </w:r>
-    </w:p>
-    <w:p>
-      <w:pPr>
-        <w:widowControl/>
-      </w:pPr>
-      <w:r>
-        <w:rPr>
-          <w:rFonts w:ascii="Arial" w:hAnsi="Arial"/>
-          <w:color w:val="182B43"/>
-        </w:rPr>
-        <w:t>En Inicio aparecen el número de convocatorias abiertas, solicitudes en revisión, notificaciones sin leer y monto de depósitos registrados. Abre Becas para ver monto, requisitos y fecha de cierre. Si no has solicitado esa beca, usa Solicitar beca. El sistema registra una sola solicitud por estudiante y convocatoria.</w:t>
-      </w:r>
-    </w:p>
-    <w:p>
-      <w:pPr>
-        <w:pStyle w:val="Heading2"/>
-      </w:pPr>
-      <w:r>
-        <w:t>Solicitudes y pagos</w:t>
-      </w:r>
-    </w:p>
-    <w:p>
-      <w:pPr>
-        <w:widowControl/>
-      </w:pPr>
-      <w:r>
-        <w:rPr>
-          <w:rFonts w:ascii="Arial" w:hAnsi="Arial"/>
-          <w:color w:val="182B43"/>
-        </w:rPr>
-        <w:t>En Mis solicitudes consulta la fecha de envío, estado y observaciones. En Mis pagos revisa cada depósito registrado, el período, el monto y su estado. Solo aparecen los datos asociados a tu cuenta.</w:t>
-      </w:r>
-    </w:p>
-    <w:p>
-      <w:pPr>
-        <w:widowControl/>
-      </w:pPr>
-      <w:r>
-        <w:rPr>
-          <w:rFonts w:ascii="Arial" w:hAnsi="Arial"/>
-          <w:b/>
-          <w:color w:val="182B43"/>
-        </w:rPr>
-        <w:t>La sección Transferencias bancarias</w:t>
-      </w:r>
-      <w:r>
-        <w:rPr>
-          <w:rFonts w:ascii="Arial" w:hAnsi="Arial"/>
-          <w:color w:val="182B43"/>
-        </w:rPr>
-        <w:t xml:space="preserve"> se muestra como Próximamente y tiene el botón deshabilitado. Esa opción no envía ni recibe dinero. Los pagos que aparecen en el historial son registros hechos por personal NBU sobre depósitos externos.</w:t>
-      </w:r>
-    </w:p>
-    <w:p>
-      <w:pPr>
-        <w:pStyle w:val="Heading2"/>
-      </w:pPr>
-      <w:r>
-        <w:t>Noticias y notificaciones</w:t>
-      </w:r>
-    </w:p>
-    <w:p>
-      <w:pPr>
-        <w:widowControl/>
-      </w:pPr>
-      <w:r>
-        <w:rPr>
-          <w:rFonts w:ascii="Arial" w:hAnsi="Arial"/>
-          <w:color w:val="182B43"/>
-        </w:rPr>
-        <w:t>Abre Noticias para leer publicaciones y revisar fechas de eventos. En Avisos consulta las notificaciones destinadas a tu cuenta. Usa Marcar leída para actualizar el estado de un aviso.</w:t>
+        <w:t>El portal y el ejecutable no son dos cuentas diferentes: la cuenta de administración es para el personal; la cuenta Student es para el estudiante. La aprobación del registro es necesaria antes de iniciar sesión como estudiante.</w:t>
       </w:r>
     </w:p>
     <w:p>
@@ -507,7 +451,7 @@
         <w:pStyle w:val="Heading1"/>
       </w:pPr>
       <w:r>
-        <w:t>3. Recorrido del administrador</w:t>
+        <w:t>1. Crear una cuenta de estudiante</w:t>
       </w:r>
     </w:p>
     <w:p>
@@ -517,9 +461,362 @@
       <w:r>
         <w:rPr>
           <w:rFonts w:ascii="Arial" w:hAnsi="Arial"/>
+          <w:b w:val="0"/>
           <w:color w:val="182B43"/>
+          <w:sz w:val="18"/>
         </w:rPr>
-        <w:t>El administrador puede usar el panel web y la aplicación de escritorio. En la web, la barra superior abre los módulos de estudiantes, becas, pagos, noticias/eventos y avisos. En Windows Forms, primero inicia sesión con una cuenta que tenga el rol Admin.</w:t>
+        <w:t>Abre el portal web y selecciona Registrarse. Completa nombres, apellidos, cédula, correo, teléfono, universidad y carrera. Si un estudiante te compartió un código de recomendación, puedes escribirlo; ese dato es opcional.</w:t>
+      </w:r>
+    </w:p>
+    <w:p>
+      <w:pPr>
+        <w:pStyle w:val="ListBullet"/>
+        <w:widowControl/>
+        <w:spacing w:after="40"/>
+        <w:ind w:left="360" w:hanging="173"/>
+      </w:pPr>
+      <w:r>
+        <w:rPr>
+          <w:rFonts w:ascii="Arial" w:hAnsi="Arial"/>
+          <w:b w:val="0"/>
+          <w:color w:val="182B43"/>
+          <w:sz w:val="18"/>
+        </w:rPr>
+        <w:t>Escribe una contraseña de 8 caracteres o más, usando solamente letras y números. Confírmala en el segundo campo.</w:t>
+      </w:r>
+    </w:p>
+    <w:p>
+      <w:pPr>
+        <w:pStyle w:val="ListBullet"/>
+        <w:widowControl/>
+        <w:spacing w:after="40"/>
+        <w:ind w:left="360" w:hanging="173"/>
+      </w:pPr>
+      <w:r>
+        <w:rPr>
+          <w:rFonts w:ascii="Arial" w:hAnsi="Arial"/>
+          <w:b w:val="0"/>
+          <w:color w:val="182B43"/>
+          <w:sz w:val="18"/>
+        </w:rPr>
+        <w:t>Marca Mostrar contraseñas si quieres comprobar lo que escribiste.</w:t>
+      </w:r>
+    </w:p>
+    <w:p>
+      <w:pPr>
+        <w:pStyle w:val="ListBullet"/>
+        <w:widowControl/>
+        <w:spacing w:after="40"/>
+        <w:ind w:left="360" w:hanging="173"/>
+      </w:pPr>
+      <w:r>
+        <w:rPr>
+          <w:rFonts w:ascii="Arial" w:hAnsi="Arial"/>
+          <w:b w:val="0"/>
+          <w:color w:val="182B43"/>
+          <w:sz w:val="18"/>
+        </w:rPr>
+        <w:t>Presiona Enviar registro. Aparecerá una confirmación: el acceso queda pendiente hasta que administración revise tus datos.</w:t>
+      </w:r>
+    </w:p>
+    <w:p>
+      <w:pPr>
+        <w:pStyle w:val="ListBullet"/>
+        <w:widowControl/>
+        <w:spacing w:after="40"/>
+        <w:ind w:left="360" w:hanging="173"/>
+      </w:pPr>
+      <w:r>
+        <w:rPr>
+          <w:rFonts w:ascii="Arial" w:hAnsi="Arial"/>
+          <w:b w:val="0"/>
+          <w:color w:val="182B43"/>
+          <w:sz w:val="18"/>
+        </w:rPr>
+        <w:t>Si se acepta, inicia sesión con el correo y la contraseña que elegiste. Si se rechaza, revisa el motivo y envía los datos corregidos.</w:t>
+      </w:r>
+    </w:p>
+    <w:p>
+      <w:pPr>
+        <w:spacing w:before="40" w:after="20"/>
+        <w:jc w:val="center"/>
+      </w:pPr>
+      <w:r>
+        <w:drawing>
+          <wp:inline xmlns:a="http://schemas.openxmlformats.org/drawingml/2006/main" xmlns:pic="http://schemas.openxmlformats.org/drawingml/2006/picture">
+            <wp:extent cx="4800600" cy="4768948"/>
+            <wp:docPr id="2" name="Picture 2" descr="Formulario web de registro en computadora; la captura usa campos vacíos."/>
+            <wp:cNvGraphicFramePr>
+              <a:graphicFrameLocks noChangeAspect="1"/>
+            </wp:cNvGraphicFramePr>
+            <a:graphic>
+              <a:graphicData uri="http://schemas.openxmlformats.org/drawingml/2006/picture">
+                <pic:pic>
+                  <pic:nvPicPr>
+                    <pic:cNvPr id="0" name="01-registro-web-escritorio.png"/>
+                    <pic:cNvPicPr/>
+                  </pic:nvPicPr>
+                  <pic:blipFill>
+                    <a:blip r:embed="rId12"/>
+                    <a:stretch>
+                      <a:fillRect/>
+                    </a:stretch>
+                  </pic:blipFill>
+                  <pic:spPr>
+                    <a:xfrm>
+                      <a:off x="0" y="0"/>
+                      <a:ext cx="4800600" cy="4768948"/>
+                    </a:xfrm>
+                    <a:prstGeom prst="rect"/>
+                  </pic:spPr>
+                </pic:pic>
+              </a:graphicData>
+            </a:graphic>
+          </wp:inline>
+        </w:drawing>
+      </w:r>
+    </w:p>
+    <w:p>
+      <w:pPr>
+        <w:spacing w:after="80"/>
+        <w:jc w:val="center"/>
+      </w:pPr>
+      <w:r>
+        <w:rPr>
+          <w:rFonts w:ascii="Arial" w:hAnsi="Arial"/>
+          <w:b w:val="0"/>
+          <w:color w:val="64758A"/>
+          <w:sz w:val="16"/>
+        </w:rPr>
+        <w:t>Formulario web de registro en computadora; la captura usa campos vacíos.</w:t>
+      </w:r>
+    </w:p>
+    <w:p>
+      <w:r>
+        <w:br w:type="page"/>
+      </w:r>
+    </w:p>
+    <w:p>
+      <w:pPr>
+        <w:pStyle w:val="Heading1"/>
+      </w:pPr>
+      <w:r>
+        <w:t>2. Registro desde un celular</w:t>
+      </w:r>
+    </w:p>
+    <w:p>
+      <w:pPr>
+        <w:widowControl/>
+      </w:pPr>
+      <w:r>
+        <w:rPr>
+          <w:rFonts w:ascii="Arial" w:hAnsi="Arial"/>
+          <w:b w:val="0"/>
+          <w:color w:val="182B43"/>
+          <w:sz w:val="18"/>
+        </w:rPr>
+        <w:t>La página se adapta a una pantalla pequeña. Toca el botón de tres líneas para abrir o cerrar el menú; desliza hacia abajo para completar todos los campos.</w:t>
+      </w:r>
+    </w:p>
+    <w:p>
+      <w:pPr>
+        <w:spacing w:before="40" w:after="20"/>
+        <w:jc w:val="center"/>
+      </w:pPr>
+      <w:r>
+        <w:drawing>
+          <wp:inline xmlns:a="http://schemas.openxmlformats.org/drawingml/2006/main" xmlns:pic="http://schemas.openxmlformats.org/drawingml/2006/picture">
+            <wp:extent cx="2468880" cy="5342910"/>
+            <wp:docPr id="3" name="Picture 3" descr="Vista del formulario en un celular; se muestra el inicio del formulario y el menú adaptable."/>
+            <wp:cNvGraphicFramePr>
+              <a:graphicFrameLocks noChangeAspect="1"/>
+            </wp:cNvGraphicFramePr>
+            <a:graphic>
+              <a:graphicData uri="http://schemas.openxmlformats.org/drawingml/2006/picture">
+                <pic:pic>
+                  <pic:nvPicPr>
+                    <pic:cNvPr id="0" name="02-registro-web-movil.png"/>
+                    <pic:cNvPicPr/>
+                  </pic:nvPicPr>
+                  <pic:blipFill>
+                    <a:blip r:embed="rId13"/>
+                    <a:stretch>
+                      <a:fillRect/>
+                    </a:stretch>
+                  </pic:blipFill>
+                  <pic:spPr>
+                    <a:xfrm>
+                      <a:off x="0" y="0"/>
+                      <a:ext cx="2468880" cy="5342910"/>
+                    </a:xfrm>
+                    <a:prstGeom prst="rect"/>
+                  </pic:spPr>
+                </pic:pic>
+              </a:graphicData>
+            </a:graphic>
+          </wp:inline>
+        </w:drawing>
+      </w:r>
+    </w:p>
+    <w:p>
+      <w:pPr>
+        <w:spacing w:after="80"/>
+        <w:jc w:val="center"/>
+      </w:pPr>
+      <w:r>
+        <w:rPr>
+          <w:rFonts w:ascii="Arial" w:hAnsi="Arial"/>
+          <w:b w:val="0"/>
+          <w:color w:val="64758A"/>
+          <w:sz w:val="16"/>
+        </w:rPr>
+        <w:t>Vista del formulario en un celular; se muestra el inicio del formulario y el menú adaptable.</w:t>
+      </w:r>
+    </w:p>
+    <w:tbl>
+      <w:tblPr>
+        <w:tblStyle w:val="TableGrid"/>
+        <w:tblW w:type="auto" w:w="0"/>
+        <w:tblLook w:firstColumn="1" w:firstRow="1" w:lastColumn="0" w:lastRow="0" w:noHBand="0" w:noVBand="1" w:val="04A0"/>
+      </w:tblPr>
+      <w:tblGrid>
+        <w:gridCol w:w="9893"/>
+      </w:tblGrid>
+      <w:tr>
+        <w:tc>
+          <w:tcPr>
+            <w:tcW w:type="dxa" w:w="9893"/>
+            <w:vAlign w:val="center"/>
+            <w:shd w:fill="EAF8F8"/>
+            <w:tcMar>
+              <w:top w:w="80" w:type="dxa"/>
+              <w:start w:w="100" w:type="dxa"/>
+              <w:bottom w:w="80" w:type="dxa"/>
+              <w:end w:w="100" w:type="dxa"/>
+            </w:tcMar>
+          </w:tcPr>
+          <w:p>
+            <w:pPr>
+              <w:spacing w:after="0" w:line="245" w:lineRule="auto"/>
+            </w:pPr>
+            <w:r>
+              <w:rPr>
+                <w:b/>
+              </w:rPr>
+            </w:r>
+            <w:r>
+              <w:rPr>
+                <w:rFonts w:ascii="Arial" w:hAnsi="Arial"/>
+                <w:b w:val="0"/>
+                <w:color w:val="092754"/>
+                <w:sz w:val="18"/>
+              </w:rPr>
+              <w:t>Para que abra fuera de la computadora</w:t>
+            </w:r>
+            <w:r>
+              <w:br/>
+            </w:r>
+            <w:r>
+              <w:rPr>
+                <w:rFonts w:ascii="Arial" w:hAnsi="Arial"/>
+                <w:b w:val="0"/>
+                <w:color w:val="092754"/>
+                <w:sz w:val="18"/>
+              </w:rPr>
+              <w:t>La web debe estar encendida. Para una prueba en el salón, el celular y la computadora deben estar en el mismo Wi-Fi y se abre la dirección IPv4 de la computadora, no localhost.</w:t>
+            </w:r>
+          </w:p>
+        </w:tc>
+      </w:tr>
+    </w:tbl>
+    <w:p>
+      <w:pPr>
+        <w:pStyle w:val="Heading1"/>
+      </w:pPr>
+      <w:r>
+        <w:t>3. Inicio del estudiante</w:t>
+      </w:r>
+    </w:p>
+    <w:p>
+      <w:pPr>
+        <w:widowControl/>
+      </w:pPr>
+      <w:r>
+        <w:rPr>
+          <w:rFonts w:ascii="Arial" w:hAnsi="Arial"/>
+          <w:b w:val="0"/>
+          <w:color w:val="182B43"/>
+          <w:sz w:val="18"/>
+        </w:rPr>
+        <w:t>Después de que administración acepte tu registro, ingresa con tu correo y contraseña. En Inicio verás un resumen de convocatorias abiertas, solicitudes en revisión, avisos sin leer y depósitos registrados.</w:t>
+      </w:r>
+    </w:p>
+    <w:p>
+      <w:pPr>
+        <w:spacing w:before="40" w:after="20"/>
+        <w:jc w:val="center"/>
+      </w:pPr>
+      <w:r>
+        <w:drawing>
+          <wp:inline xmlns:a="http://schemas.openxmlformats.org/drawingml/2006/main" xmlns:pic="http://schemas.openxmlformats.org/drawingml/2006/picture">
+            <wp:extent cx="6217920" cy="1585388"/>
+            <wp:docPr id="4" name="Picture 4" descr="Resumen del portal estudiantil con datos ficticios de demostración."/>
+            <wp:cNvGraphicFramePr>
+              <a:graphicFrameLocks noChangeAspect="1"/>
+            </wp:cNvGraphicFramePr>
+            <a:graphic>
+              <a:graphicData uri="http://schemas.openxmlformats.org/drawingml/2006/picture">
+                <pic:pic>
+                  <pic:nvPicPr>
+                    <pic:cNvPr id="0" name="03-portal-estudiante-resumen.png"/>
+                    <pic:cNvPicPr/>
+                  </pic:nvPicPr>
+                  <pic:blipFill>
+                    <a:blip r:embed="rId14"/>
+                    <a:stretch>
+                      <a:fillRect/>
+                    </a:stretch>
+                  </pic:blipFill>
+                  <pic:spPr>
+                    <a:xfrm>
+                      <a:off x="0" y="0"/>
+                      <a:ext cx="6217920" cy="1585388"/>
+                    </a:xfrm>
+                    <a:prstGeom prst="rect"/>
+                  </pic:spPr>
+                </pic:pic>
+              </a:graphicData>
+            </a:graphic>
+          </wp:inline>
+        </w:drawing>
+      </w:r>
+    </w:p>
+    <w:p>
+      <w:pPr>
+        <w:spacing w:after="80"/>
+        <w:jc w:val="center"/>
+      </w:pPr>
+      <w:r>
+        <w:rPr>
+          <w:rFonts w:ascii="Arial" w:hAnsi="Arial"/>
+          <w:b w:val="0"/>
+          <w:color w:val="64758A"/>
+          <w:sz w:val="16"/>
+        </w:rPr>
+        <w:t>Resumen del portal estudiantil con datos ficticios de demostración.</w:t>
+      </w:r>
+    </w:p>
+    <w:p>
+      <w:r>
+        <w:br w:type="page"/>
+      </w:r>
+    </w:p>
+    <w:p>
+      <w:pPr>
+        <w:pStyle w:val="Heading1"/>
+      </w:pPr>
+      <w:r>
+        <w:t>4. Becas, solicitudes y depósitos</w:t>
       </w:r>
     </w:p>
     <w:p>
@@ -527,19 +824,290 @@
         <w:pStyle w:val="Heading2"/>
       </w:pPr>
       <w:r>
-        <w:t>Operaciones de cada módulo</w:t>
+        <w:t>Consultar y solicitar una beca</w:t>
+      </w:r>
+    </w:p>
+    <w:p>
+      <w:pPr>
+        <w:widowControl/>
+        <w:spacing w:after="40"/>
+        <w:ind w:left="403" w:hanging="317"/>
+      </w:pPr>
+      <w:r>
+        <w:rPr>
+          <w:rFonts w:ascii="Arial" w:hAnsi="Arial"/>
+          <w:b w:val="0"/>
+          <w:color w:val="182B43"/>
+          <w:sz w:val="18"/>
+        </w:rPr>
+        <w:t>1. Abre Becas y revisa el monto, los requisitos y las fechas de la convocatoria.</w:t>
+      </w:r>
+    </w:p>
+    <w:p>
+      <w:pPr>
+        <w:widowControl/>
+        <w:spacing w:after="40"/>
+        <w:ind w:left="403" w:hanging="317"/>
+      </w:pPr>
+      <w:r>
+        <w:rPr>
+          <w:rFonts w:ascii="Arial" w:hAnsi="Arial"/>
+          <w:b w:val="0"/>
+          <w:color w:val="182B43"/>
+          <w:sz w:val="18"/>
+        </w:rPr>
+        <w:t>2. Selecciona Solicitar beca y completa lo que te pida el formulario.</w:t>
+      </w:r>
+    </w:p>
+    <w:p>
+      <w:pPr>
+        <w:widowControl/>
+        <w:spacing w:after="40"/>
+        <w:ind w:left="403" w:hanging="317"/>
+      </w:pPr>
+      <w:r>
+        <w:rPr>
+          <w:rFonts w:ascii="Arial" w:hAnsi="Arial"/>
+          <w:b w:val="0"/>
+          <w:color w:val="182B43"/>
+          <w:sz w:val="18"/>
+        </w:rPr>
+        <w:t>3. Si adjuntas un respaldo, usa un archivo PDF, PNG o JPG de hasta 5 MB.</w:t>
+      </w:r>
+    </w:p>
+    <w:p>
+      <w:pPr>
+        <w:widowControl/>
+        <w:spacing w:after="40"/>
+        <w:ind w:left="403" w:hanging="317"/>
+      </w:pPr>
+      <w:r>
+        <w:rPr>
+          <w:rFonts w:ascii="Arial" w:hAnsi="Arial"/>
+          <w:b w:val="0"/>
+          <w:color w:val="182B43"/>
+          <w:sz w:val="18"/>
+        </w:rPr>
+        <w:t>4. Envía la solicitud. Su estado inicial es Pendiente; consulta Mis solicitudes para ver cambios y observaciones.</w:t>
+      </w:r>
+    </w:p>
+    <w:p>
+      <w:pPr>
+        <w:widowControl/>
+        <w:spacing w:after="40"/>
+        <w:ind w:left="403" w:hanging="317"/>
+      </w:pPr>
+      <w:r>
+        <w:rPr>
+          <w:rFonts w:ascii="Arial" w:hAnsi="Arial"/>
+          <w:b w:val="0"/>
+          <w:color w:val="182B43"/>
+          <w:sz w:val="18"/>
+        </w:rPr>
+        <w:t>5. El sistema no permite mandar dos solicitudes para la misma beca con la misma cuenta.</w:t>
+      </w:r>
+    </w:p>
+    <w:p>
+      <w:pPr>
+        <w:pStyle w:val="Heading2"/>
+      </w:pPr>
+      <w:r>
+        <w:t>Consultar pagos</w:t>
+      </w:r>
+    </w:p>
+    <w:p>
+      <w:pPr>
+        <w:widowControl/>
+      </w:pPr>
+      <w:r>
+        <w:rPr>
+          <w:rFonts w:ascii="Arial" w:hAnsi="Arial"/>
+          <w:b w:val="0"/>
+          <w:color w:val="182B43"/>
+          <w:sz w:val="18"/>
+        </w:rPr>
+        <w:t>En Mis pagos aparecen los depósitos que el personal registró para una solicitud aceptada. Si no aparece un depósito esperado, consulta con administración.</w:t>
       </w:r>
     </w:p>
     <w:tbl>
       <w:tblPr>
+        <w:tblStyle w:val="TableGrid"/>
+        <w:tblW w:type="auto" w:w="0"/>
+        <w:tblLook w:firstColumn="1" w:firstRow="1" w:lastColumn="0" w:lastRow="0" w:noHBand="0" w:noVBand="1" w:val="04A0"/>
+      </w:tblPr>
+      <w:tblGrid>
+        <w:gridCol w:w="9893"/>
+      </w:tblGrid>
+      <w:tr>
+        <w:tc>
+          <w:tcPr>
+            <w:tcW w:type="dxa" w:w="9893"/>
+            <w:vAlign w:val="center"/>
+            <w:shd w:fill="EAF8F8"/>
+            <w:tcMar>
+              <w:top w:w="80" w:type="dxa"/>
+              <w:start w:w="100" w:type="dxa"/>
+              <w:bottom w:w="80" w:type="dxa"/>
+              <w:end w:w="100" w:type="dxa"/>
+            </w:tcMar>
+          </w:tcPr>
+          <w:p>
+            <w:pPr>
+              <w:spacing w:after="0" w:line="245" w:lineRule="auto"/>
+            </w:pPr>
+            <w:r>
+              <w:rPr>
+                <w:b/>
+              </w:rPr>
+            </w:r>
+            <w:r>
+              <w:rPr>
+                <w:rFonts w:ascii="Arial" w:hAnsi="Arial"/>
+                <w:b w:val="0"/>
+                <w:color w:val="092754"/>
+                <w:sz w:val="18"/>
+              </w:rPr>
+              <w:t>La tarjeta de transferencias no realiza pagos</w:t>
+            </w:r>
+            <w:r>
+              <w:br/>
+            </w:r>
+            <w:r>
+              <w:rPr>
+                <w:rFonts w:ascii="Arial" w:hAnsi="Arial"/>
+                <w:b w:val="0"/>
+                <w:color w:val="092754"/>
+                <w:sz w:val="18"/>
+              </w:rPr>
+              <w:t>La opción se ve deshabilitada. NBU no se conecta a bancos ni envía, recibe o mueve dinero.</w:t>
+            </w:r>
+          </w:p>
+        </w:tc>
+      </w:tr>
+    </w:tbl>
+    <w:p>
+      <w:pPr>
+        <w:pStyle w:val="Heading2"/>
+      </w:pPr>
+      <w:r>
+        <w:t>Noticias y avisos</w:t>
+      </w:r>
+    </w:p>
+    <w:p>
+      <w:pPr>
+        <w:widowControl/>
+      </w:pPr>
+      <w:r>
+        <w:rPr>
+          <w:rFonts w:ascii="Arial" w:hAnsi="Arial"/>
+          <w:b w:val="0"/>
+          <w:color w:val="182B43"/>
+          <w:sz w:val="18"/>
+        </w:rPr>
+        <w:t>En Noticias consulta publicaciones y eventos. En Avisos verás los mensajes vinculados a tu cuenta; puedes marcar un aviso como leído.</w:t>
+      </w:r>
+    </w:p>
+    <w:p>
+      <w:r>
+        <w:br w:type="page"/>
+      </w:r>
+    </w:p>
+    <w:p>
+      <w:pPr>
+        <w:pStyle w:val="Heading1"/>
+      </w:pPr>
+      <w:r>
+        <w:t>5. Panel para administración</w:t>
+      </w:r>
+    </w:p>
+    <w:p>
+      <w:pPr>
+        <w:widowControl/>
+      </w:pPr>
+      <w:r>
+        <w:rPr>
+          <w:rFonts w:ascii="Arial" w:hAnsi="Arial"/>
+          <w:b w:val="0"/>
+          <w:color w:val="182B43"/>
+          <w:sz w:val="18"/>
+        </w:rPr>
+        <w:t>El personal puede abrir los módulos desde el panel web o el menú del programa Windows Forms. El programa de escritorio es solo para Windows. El estudiante usa la página web.</w:t>
+      </w:r>
+    </w:p>
+    <w:p>
+      <w:pPr>
+        <w:spacing w:before="40" w:after="20"/>
+        <w:jc w:val="center"/>
+      </w:pPr>
+      <w:r>
+        <w:drawing>
+          <wp:inline xmlns:a="http://schemas.openxmlformats.org/drawingml/2006/main" xmlns:pic="http://schemas.openxmlformats.org/drawingml/2006/picture">
+            <wp:extent cx="6172200" cy="682064"/>
+            <wp:docPr id="5" name="Picture 5" descr="Barra del módulo administrativo de estudiantes: búsqueda y acciones del registro."/>
+            <wp:cNvGraphicFramePr>
+              <a:graphicFrameLocks noChangeAspect="1"/>
+            </wp:cNvGraphicFramePr>
+            <a:graphic>
+              <a:graphicData uri="http://schemas.openxmlformats.org/drawingml/2006/picture">
+                <pic:pic>
+                  <pic:nvPicPr>
+                    <pic:cNvPr id="0" name="05-estudiantes-controles.png"/>
+                    <pic:cNvPicPr/>
+                  </pic:nvPicPr>
+                  <pic:blipFill>
+                    <a:blip r:embed="rId15"/>
+                    <a:stretch>
+                      <a:fillRect/>
+                    </a:stretch>
+                  </pic:blipFill>
+                  <pic:spPr>
+                    <a:xfrm>
+                      <a:off x="0" y="0"/>
+                      <a:ext cx="6172200" cy="682064"/>
+                    </a:xfrm>
+                    <a:prstGeom prst="rect"/>
+                  </pic:spPr>
+                </pic:pic>
+              </a:graphicData>
+            </a:graphic>
+          </wp:inline>
+        </w:drawing>
+      </w:r>
+    </w:p>
+    <w:p>
+      <w:pPr>
+        <w:spacing w:after="80"/>
+        <w:jc w:val="center"/>
+      </w:pPr>
+      <w:r>
+        <w:rPr>
+          <w:rFonts w:ascii="Arial" w:hAnsi="Arial"/>
+          <w:b w:val="0"/>
+          <w:color w:val="64758A"/>
+          <w:sz w:val="16"/>
+        </w:rPr>
+        <w:t>Barra del módulo administrativo de estudiantes: búsqueda y acciones del registro.</w:t>
+      </w:r>
+    </w:p>
+    <w:p>
+      <w:pPr>
+        <w:pStyle w:val="Heading2"/>
+      </w:pPr>
+      <w:r>
+        <w:t>Acciones de los módulos</w:t>
+      </w:r>
+    </w:p>
+    <w:tbl>
+      <w:tblPr>
+        <w:tblStyle w:val="TableGrid"/>
         <w:tblW w:type="auto" w:w="0"/>
         <w:jc w:val="center"/>
         <w:tblLayout w:type="fixed"/>
         <w:tblLook w:firstColumn="1" w:firstRow="1" w:lastColumn="0" w:lastRow="0" w:noHBand="0" w:noVBand="1" w:val="04A0"/>
       </w:tblPr>
       <w:tblGrid>
-        <w:gridCol w:w="1800"/>
-        <w:gridCol w:w="8712"/>
+        <w:gridCol w:w="1656"/>
+        <w:gridCol w:w="8237"/>
       </w:tblGrid>
       <w:tr>
         <w:trPr>
@@ -547,19 +1115,19 @@
         </w:trPr>
         <w:tc>
           <w:tcPr>
-            <w:tcW w:type="dxa" w:w="1800"/>
+            <w:tcW w:type="dxa" w:w="1656"/>
+            <w:vAlign w:val="center"/>
             <w:shd w:fill="092754"/>
             <w:tcMar>
-              <w:top w:w="95" w:type="dxa"/>
-              <w:start w:w="115" w:type="dxa"/>
-              <w:bottom w:w="95" w:type="dxa"/>
-              <w:end w:w="115" w:type="dxa"/>
+              <w:top w:w="80" w:type="dxa"/>
+              <w:start w:w="100" w:type="dxa"/>
+              <w:bottom w:w="80" w:type="dxa"/>
+              <w:end w:w="100" w:type="dxa"/>
             </w:tcMar>
-            <w:vAlign w:val="center"/>
           </w:tcPr>
           <w:p>
             <w:pPr>
-              <w:spacing w:after="0"/>
+              <w:spacing w:after="0" w:line="245" w:lineRule="auto"/>
             </w:pPr>
             <w:r/>
             <w:r>
@@ -575,19 +1143,19 @@
         </w:tc>
         <w:tc>
           <w:tcPr>
-            <w:tcW w:type="dxa" w:w="8712"/>
+            <w:tcW w:type="dxa" w:w="8237"/>
+            <w:vAlign w:val="center"/>
             <w:shd w:fill="092754"/>
             <w:tcMar>
-              <w:top w:w="95" w:type="dxa"/>
-              <w:start w:w="115" w:type="dxa"/>
-              <w:bottom w:w="95" w:type="dxa"/>
-              <w:end w:w="115" w:type="dxa"/>
+              <w:top w:w="80" w:type="dxa"/>
+              <w:start w:w="100" w:type="dxa"/>
+              <w:bottom w:w="80" w:type="dxa"/>
+              <w:end w:w="100" w:type="dxa"/>
             </w:tcMar>
-            <w:vAlign w:val="center"/>
           </w:tcPr>
           <w:p>
             <w:pPr>
-              <w:spacing w:after="0"/>
+              <w:spacing w:after="0" w:line="245" w:lineRule="auto"/>
             </w:pPr>
             <w:r/>
             <w:r>
@@ -605,19 +1173,19 @@
       <w:tr>
         <w:tc>
           <w:tcPr>
-            <w:tcW w:type="dxa" w:w="1800"/>
+            <w:tcW w:type="dxa" w:w="1656"/>
             <w:vAlign w:val="center"/>
             <w:shd w:fill="EFF5FA"/>
             <w:tcMar>
-              <w:top w:w="95" w:type="dxa"/>
-              <w:start w:w="115" w:type="dxa"/>
-              <w:bottom w:w="95" w:type="dxa"/>
-              <w:end w:w="115" w:type="dxa"/>
+              <w:top w:w="80" w:type="dxa"/>
+              <w:start w:w="100" w:type="dxa"/>
+              <w:bottom w:w="80" w:type="dxa"/>
+              <w:end w:w="100" w:type="dxa"/>
             </w:tcMar>
           </w:tcPr>
           <w:p>
             <w:pPr>
-              <w:spacing w:after="0" w:line="240" w:lineRule="auto"/>
+              <w:spacing w:after="0" w:line="245" w:lineRule="auto"/>
             </w:pPr>
             <w:r/>
             <w:r>
@@ -633,19 +1201,19 @@
         </w:tc>
         <w:tc>
           <w:tcPr>
-            <w:tcW w:type="dxa" w:w="8712"/>
+            <w:tcW w:type="dxa" w:w="8237"/>
             <w:vAlign w:val="center"/>
             <w:shd w:fill="EFF5FA"/>
             <w:tcMar>
-              <w:top w:w="95" w:type="dxa"/>
-              <w:start w:w="115" w:type="dxa"/>
-              <w:bottom w:w="95" w:type="dxa"/>
-              <w:end w:w="115" w:type="dxa"/>
+              <w:top w:w="80" w:type="dxa"/>
+              <w:start w:w="100" w:type="dxa"/>
+              <w:bottom w:w="80" w:type="dxa"/>
+              <w:end w:w="100" w:type="dxa"/>
             </w:tcMar>
           </w:tcPr>
           <w:p>
             <w:pPr>
-              <w:spacing w:after="0" w:line="240" w:lineRule="auto"/>
+              <w:spacing w:after="0" w:line="245" w:lineRule="auto"/>
             </w:pPr>
             <w:r/>
             <w:r>
@@ -655,7 +1223,7 @@
                 <w:color w:val="182B43"/>
                 <w:sz w:val="16"/>
               </w:rPr>
-              <w:t>Abre el módulo para consultar registros. Usa búsqueda o filtros disponibles.</w:t>
+              <w:t>Abre el módulo para ver los registros.</w:t>
             </w:r>
           </w:p>
         </w:tc>
@@ -663,19 +1231,77 @@
       <w:tr>
         <w:tc>
           <w:tcPr>
-            <w:tcW w:type="dxa" w:w="1800"/>
+            <w:tcW w:type="dxa" w:w="1656"/>
             <w:vAlign w:val="center"/>
             <w:shd w:fill="FFFFFF"/>
             <w:tcMar>
-              <w:top w:w="95" w:type="dxa"/>
-              <w:start w:w="115" w:type="dxa"/>
-              <w:bottom w:w="95" w:type="dxa"/>
-              <w:end w:w="115" w:type="dxa"/>
+              <w:top w:w="80" w:type="dxa"/>
+              <w:start w:w="100" w:type="dxa"/>
+              <w:bottom w:w="80" w:type="dxa"/>
+              <w:end w:w="100" w:type="dxa"/>
             </w:tcMar>
           </w:tcPr>
           <w:p>
             <w:pPr>
-              <w:spacing w:after="0" w:line="240" w:lineRule="auto"/>
+              <w:spacing w:after="0" w:line="245" w:lineRule="auto"/>
+            </w:pPr>
+            <w:r/>
+            <w:r>
+              <w:rPr>
+                <w:rFonts w:ascii="Arial" w:hAnsi="Arial"/>
+                <w:b/>
+                <w:color w:val="182B43"/>
+                <w:sz w:val="16"/>
+              </w:rPr>
+              <w:t>Buscar</w:t>
+            </w:r>
+          </w:p>
+        </w:tc>
+        <w:tc>
+          <w:tcPr>
+            <w:tcW w:type="dxa" w:w="8237"/>
+            <w:vAlign w:val="center"/>
+            <w:shd w:fill="FFFFFF"/>
+            <w:tcMar>
+              <w:top w:w="80" w:type="dxa"/>
+              <w:start w:w="100" w:type="dxa"/>
+              <w:bottom w:w="80" w:type="dxa"/>
+              <w:end w:w="100" w:type="dxa"/>
+            </w:tcMar>
+          </w:tcPr>
+          <w:p>
+            <w:pPr>
+              <w:spacing w:after="0" w:line="245" w:lineRule="auto"/>
+            </w:pPr>
+            <w:r/>
+            <w:r>
+              <w:rPr>
+                <w:rFonts w:ascii="Arial" w:hAnsi="Arial"/>
+                <w:b w:val="0"/>
+                <w:color w:val="182B43"/>
+                <w:sz w:val="16"/>
+              </w:rPr>
+              <w:t>Escribe parte del nombre, correo o código y presiona Buscar.</w:t>
+            </w:r>
+          </w:p>
+        </w:tc>
+      </w:tr>
+      <w:tr>
+        <w:tc>
+          <w:tcPr>
+            <w:tcW w:type="dxa" w:w="1656"/>
+            <w:vAlign w:val="center"/>
+            <w:shd w:fill="EFF5FA"/>
+            <w:tcMar>
+              <w:top w:w="80" w:type="dxa"/>
+              <w:start w:w="100" w:type="dxa"/>
+              <w:bottom w:w="80" w:type="dxa"/>
+              <w:end w:w="100" w:type="dxa"/>
+            </w:tcMar>
+          </w:tcPr>
+          <w:p>
+            <w:pPr>
+              <w:spacing w:after="0" w:line="245" w:lineRule="auto"/>
             </w:pPr>
             <w:r/>
             <w:r>
@@ -691,19 +1317,19 @@
         </w:tc>
         <w:tc>
           <w:tcPr>
-            <w:tcW w:type="dxa" w:w="8712"/>
+            <w:tcW w:type="dxa" w:w="8237"/>
             <w:vAlign w:val="center"/>
-            <w:shd w:fill="FFFFFF"/>
+            <w:shd w:fill="EFF5FA"/>
             <w:tcMar>
-              <w:top w:w="95" w:type="dxa"/>
-              <w:start w:w="115" w:type="dxa"/>
-              <w:bottom w:w="95" w:type="dxa"/>
-              <w:end w:w="115" w:type="dxa"/>
+              <w:top w:w="80" w:type="dxa"/>
+              <w:start w:w="100" w:type="dxa"/>
+              <w:bottom w:w="80" w:type="dxa"/>
+              <w:end w:w="100" w:type="dxa"/>
             </w:tcMar>
           </w:tcPr>
           <w:p>
             <w:pPr>
-              <w:spacing w:after="0" w:line="240" w:lineRule="auto"/>
+              <w:spacing w:after="0" w:line="245" w:lineRule="auto"/>
             </w:pPr>
             <w:r/>
             <w:r>
@@ -713,7 +1339,7 @@
                 <w:color w:val="182B43"/>
                 <w:sz w:val="16"/>
               </w:rPr>
-              <w:t>Selecciona Nuevo, completa los campos obligatorios y guarda.</w:t>
+              <w:t>Presiona Nuevo, completa los datos y guarda.</w:t>
             </w:r>
           </w:p>
         </w:tc>
@@ -721,19 +1347,19 @@
       <w:tr>
         <w:tc>
           <w:tcPr>
-            <w:tcW w:type="dxa" w:w="1800"/>
+            <w:tcW w:type="dxa" w:w="1656"/>
             <w:vAlign w:val="center"/>
-            <w:shd w:fill="EFF5FA"/>
+            <w:shd w:fill="FFFFFF"/>
             <w:tcMar>
-              <w:top w:w="95" w:type="dxa"/>
-              <w:start w:w="115" w:type="dxa"/>
-              <w:bottom w:w="95" w:type="dxa"/>
-              <w:end w:w="115" w:type="dxa"/>
+              <w:top w:w="80" w:type="dxa"/>
+              <w:start w:w="100" w:type="dxa"/>
+              <w:bottom w:w="80" w:type="dxa"/>
+              <w:end w:w="100" w:type="dxa"/>
             </w:tcMar>
           </w:tcPr>
           <w:p>
             <w:pPr>
-              <w:spacing w:after="0" w:line="240" w:lineRule="auto"/>
+              <w:spacing w:after="0" w:line="245" w:lineRule="auto"/>
             </w:pPr>
             <w:r/>
             <w:r>
@@ -749,19 +1375,19 @@
         </w:tc>
         <w:tc>
           <w:tcPr>
-            <w:tcW w:type="dxa" w:w="8712"/>
+            <w:tcW w:type="dxa" w:w="8237"/>
             <w:vAlign w:val="center"/>
-            <w:shd w:fill="EFF5FA"/>
+            <w:shd w:fill="FFFFFF"/>
             <w:tcMar>
-              <w:top w:w="95" w:type="dxa"/>
-              <w:start w:w="115" w:type="dxa"/>
-              <w:bottom w:w="95" w:type="dxa"/>
-              <w:end w:w="115" w:type="dxa"/>
+              <w:top w:w="80" w:type="dxa"/>
+              <w:start w:w="100" w:type="dxa"/>
+              <w:bottom w:w="80" w:type="dxa"/>
+              <w:end w:w="100" w:type="dxa"/>
             </w:tcMar>
           </w:tcPr>
           <w:p>
             <w:pPr>
-              <w:spacing w:after="0" w:line="240" w:lineRule="auto"/>
+              <w:spacing w:after="0" w:line="245" w:lineRule="auto"/>
             </w:pPr>
             <w:r/>
             <w:r>
@@ -771,7 +1397,7 @@
                 <w:color w:val="182B43"/>
                 <w:sz w:val="16"/>
               </w:rPr>
-              <w:t>Abre Editar en el registro, actualiza los datos y guarda.</w:t>
+              <w:t>Selecciona el registro, cambia la información y guarda.</w:t>
             </w:r>
           </w:p>
         </w:tc>
@@ -779,19 +1405,19 @@
       <w:tr>
         <w:tc>
           <w:tcPr>
-            <w:tcW w:type="dxa" w:w="1800"/>
+            <w:tcW w:type="dxa" w:w="1656"/>
             <w:vAlign w:val="center"/>
-            <w:shd w:fill="FFFFFF"/>
+            <w:shd w:fill="EFF5FA"/>
             <w:tcMar>
-              <w:top w:w="95" w:type="dxa"/>
-              <w:start w:w="115" w:type="dxa"/>
-              <w:bottom w:w="95" w:type="dxa"/>
-              <w:end w:w="115" w:type="dxa"/>
+              <w:top w:w="80" w:type="dxa"/>
+              <w:start w:w="100" w:type="dxa"/>
+              <w:bottom w:w="80" w:type="dxa"/>
+              <w:end w:w="100" w:type="dxa"/>
             </w:tcMar>
           </w:tcPr>
           <w:p>
             <w:pPr>
-              <w:spacing w:after="0" w:line="240" w:lineRule="auto"/>
+              <w:spacing w:after="0" w:line="245" w:lineRule="auto"/>
             </w:pPr>
             <w:r/>
             <w:r>
@@ -807,19 +1433,19 @@
         </w:tc>
         <w:tc>
           <w:tcPr>
-            <w:tcW w:type="dxa" w:w="8712"/>
+            <w:tcW w:type="dxa" w:w="8237"/>
             <w:vAlign w:val="center"/>
-            <w:shd w:fill="FFFFFF"/>
+            <w:shd w:fill="EFF5FA"/>
             <w:tcMar>
-              <w:top w:w="95" w:type="dxa"/>
-              <w:start w:w="115" w:type="dxa"/>
-              <w:bottom w:w="95" w:type="dxa"/>
-              <w:end w:w="115" w:type="dxa"/>
+              <w:top w:w="80" w:type="dxa"/>
+              <w:start w:w="100" w:type="dxa"/>
+              <w:bottom w:w="80" w:type="dxa"/>
+              <w:end w:w="100" w:type="dxa"/>
             </w:tcMar>
           </w:tcPr>
           <w:p>
             <w:pPr>
-              <w:spacing w:after="0" w:line="240" w:lineRule="auto"/>
+              <w:spacing w:after="0" w:line="245" w:lineRule="auto"/>
             </w:pPr>
             <w:r/>
             <w:r>
@@ -829,7 +1455,7 @@
                 <w:color w:val="182B43"/>
                 <w:sz w:val="16"/>
               </w:rPr>
-              <w:t>Abre Eliminar, revisa el registro y confirma. Si existen relaciones, el sistema informa por qué no se permite.</w:t>
+              <w:t>Selecciona Eliminar y confirma. Algunos datos no se borran si tienen información relacionada.</w:t>
             </w:r>
           </w:p>
         </w:tc>
@@ -837,90 +1463,21 @@
     </w:tbl>
     <w:p>
       <w:pPr>
-        <w:spacing w:after="0"/>
-      </w:pPr>
-    </w:p>
-    <w:p>
-      <w:pPr>
-        <w:pStyle w:val="Heading2"/>
-      </w:pPr>
-      <w:r>
-        <w:t>Flujo de becas y depósitos</w:t>
-      </w:r>
-    </w:p>
-    <w:p>
-      <w:pPr>
-        <w:pStyle w:val="ListBullet"/>
-        <w:spacing w:after="60"/>
-        <w:ind w:left="317" w:hanging="173"/>
+        <w:widowControl/>
       </w:pPr>
       <w:r>
         <w:rPr>
           <w:rFonts w:ascii="Arial" w:hAnsi="Arial"/>
+          <w:b w:val="0"/>
           <w:color w:val="182B43"/>
-          <w:sz w:val="19"/>
+          <w:sz w:val="18"/>
         </w:rPr>
-        <w:t>Registra un estudiante beneficiario y una convocatoria de beca.</w:t>
+        <w:t>Los módulos principales son Estudiantes, Becas y solicitudes, Pagos, y Noticias y eventos. Avisos/notificaciones apoyan esas funciones.</w:t>
       </w:r>
     </w:p>
     <w:p>
-      <w:pPr>
-        <w:pStyle w:val="ListBullet"/>
-        <w:spacing w:after="60"/>
-        <w:ind w:left="317" w:hanging="173"/>
-      </w:pPr>
       <w:r>
-        <w:rPr>
-          <w:rFonts w:ascii="Arial" w:hAnsi="Arial"/>
-          <w:color w:val="182B43"/>
-          <w:sz w:val="19"/>
-        </w:rPr>
-        <w:t>El estudiante presenta una solicitud desde su portal o el personal la registra desde administración.</w:t>
-      </w:r>
-    </w:p>
-    <w:p>
-      <w:pPr>
-        <w:pStyle w:val="ListBullet"/>
-        <w:spacing w:after="60"/>
-        <w:ind w:left="317" w:hanging="173"/>
-      </w:pPr>
-      <w:r>
-        <w:rPr>
-          <w:rFonts w:ascii="Arial" w:hAnsi="Arial"/>
-          <w:color w:val="182B43"/>
-          <w:sz w:val="19"/>
-        </w:rPr>
-        <w:t>En Becas y solicitudes, revisa la información y cambia el estado a aceptada, pendiente o rechazada.</w:t>
-      </w:r>
-    </w:p>
-    <w:p>
-      <w:pPr>
-        <w:pStyle w:val="ListBullet"/>
-        <w:spacing w:after="60"/>
-        <w:ind w:left="317" w:hanging="173"/>
-      </w:pPr>
-      <w:r>
-        <w:rPr>
-          <w:rFonts w:ascii="Arial" w:hAnsi="Arial"/>
-          <w:color w:val="182B43"/>
-          <w:sz w:val="19"/>
-        </w:rPr>
-        <w:t>Cuando exista un depósito ya realizado, abre Pagos y registra solicitud aceptada, monto, fecha, período y estado.</w:t>
-      </w:r>
-    </w:p>
-    <w:p>
-      <w:pPr>
-        <w:pStyle w:val="ListBullet"/>
-        <w:spacing w:after="60"/>
-        <w:ind w:left="317" w:hanging="173"/>
-      </w:pPr>
-      <w:r>
-        <w:rPr>
-          <w:rFonts w:ascii="Arial" w:hAnsi="Arial"/>
-          <w:color w:val="182B43"/>
-          <w:sz w:val="19"/>
-        </w:rPr>
-        <w:t>Si al crear una noticia o evento se solicita enviar aviso, el sistema agrega notificaciones a los estudiantes activos.</w:t>
+        <w:br w:type="page"/>
       </w:r>
     </w:p>
     <w:p>
@@ -928,7 +1485,7 @@
         <w:pStyle w:val="Heading1"/>
       </w:pPr>
       <w:r>
-        <w:t>4. Cambiar contraseña</w:t>
+        <w:t>6. Aprobar o rechazar registros nuevos</w:t>
       </w:r>
     </w:p>
     <w:p>
@@ -938,9 +1495,288 @@
       <w:r>
         <w:rPr>
           <w:rFonts w:ascii="Arial" w:hAnsi="Arial"/>
+          <w:b w:val="0"/>
           <w:color w:val="182B43"/>
+          <w:sz w:val="18"/>
         </w:rPr>
-        <w:t>Selecciona tu correo en la barra superior y abre Cambiar contraseña. Escribe la contraseña actual y luego una nueva de al menos 10 caracteres que incluya mayúscula, minúscula, número y símbolo. Confirma la nueva contraseña y guarda.</w:t>
+        <w:t>Los registros del sitio no se mezclan con la lista de estudiantes activos. En el menú de administración, abre Registros pendientes.</w:t>
+      </w:r>
+    </w:p>
+    <w:p>
+      <w:pPr>
+        <w:widowControl/>
+        <w:spacing w:after="40"/>
+        <w:ind w:left="403" w:hanging="317"/>
+      </w:pPr>
+      <w:r>
+        <w:rPr>
+          <w:rFonts w:ascii="Arial" w:hAnsi="Arial"/>
+          <w:b w:val="0"/>
+          <w:color w:val="182B43"/>
+          <w:sz w:val="18"/>
+        </w:rPr>
+        <w:t>1. Revisa la solicitud nueva y los datos que la persona escribió.</w:t>
+      </w:r>
+    </w:p>
+    <w:p>
+      <w:pPr>
+        <w:widowControl/>
+        <w:spacing w:after="40"/>
+        <w:ind w:left="403" w:hanging="317"/>
+      </w:pPr>
+      <w:r>
+        <w:rPr>
+          <w:rFonts w:ascii="Arial" w:hAnsi="Arial"/>
+          <w:b w:val="0"/>
+          <w:color w:val="182B43"/>
+          <w:sz w:val="18"/>
+        </w:rPr>
+        <w:t>2. Selecciona Aceptar para activar su acceso. Entonces podrá iniciar sesión en el portal.</w:t>
+      </w:r>
+    </w:p>
+    <w:p>
+      <w:pPr>
+        <w:widowControl/>
+        <w:spacing w:after="40"/>
+        <w:ind w:left="403" w:hanging="317"/>
+      </w:pPr>
+      <w:r>
+        <w:rPr>
+          <w:rFonts w:ascii="Arial" w:hAnsi="Arial"/>
+          <w:b w:val="0"/>
+          <w:color w:val="182B43"/>
+          <w:sz w:val="18"/>
+        </w:rPr>
+        <w:t>3. Selecciona Rechazar si hace falta corregir algo y escribe el motivo.</w:t>
+      </w:r>
+    </w:p>
+    <w:p>
+      <w:pPr>
+        <w:widowControl/>
+        <w:spacing w:after="40"/>
+        <w:ind w:left="403" w:hanging="317"/>
+      </w:pPr>
+      <w:r>
+        <w:rPr>
+          <w:rFonts w:ascii="Arial" w:hAnsi="Arial"/>
+          <w:b w:val="0"/>
+          <w:color w:val="182B43"/>
+          <w:sz w:val="18"/>
+        </w:rPr>
+        <w:t>4. La persona podrá corregir su registro y volverlo a enviar; su acceso quedará pendiente de nuevo hasta la revisión.</w:t>
+      </w:r>
+    </w:p>
+    <w:p>
+      <w:pPr>
+        <w:widowControl/>
+      </w:pPr>
+      <w:r>
+        <w:rPr>
+          <w:rFonts w:ascii="Arial" w:hAnsi="Arial"/>
+          <w:b w:val="0"/>
+          <w:color w:val="182B43"/>
+          <w:sz w:val="18"/>
+        </w:rPr>
+        <w:t>Esta bandeja está disponible desde el panel web y desde el menú Registros pendientes de Windows Forms. Una cuenta estudiante no puede abrir herramientas administrativas.</w:t>
+      </w:r>
+    </w:p>
+    <w:tbl>
+      <w:tblPr>
+        <w:tblStyle w:val="TableGrid"/>
+        <w:tblW w:type="auto" w:w="0"/>
+        <w:tblLook w:firstColumn="1" w:firstRow="1" w:lastColumn="0" w:lastRow="0" w:noHBand="0" w:noVBand="1" w:val="04A0"/>
+      </w:tblPr>
+      <w:tblGrid>
+        <w:gridCol w:w="9893"/>
+      </w:tblGrid>
+      <w:tr>
+        <w:tc>
+          <w:tcPr>
+            <w:tcW w:type="dxa" w:w="9893"/>
+            <w:vAlign w:val="center"/>
+            <w:shd w:fill="EAF8F8"/>
+            <w:tcMar>
+              <w:top w:w="80" w:type="dxa"/>
+              <w:start w:w="100" w:type="dxa"/>
+              <w:bottom w:w="80" w:type="dxa"/>
+              <w:end w:w="100" w:type="dxa"/>
+            </w:tcMar>
+          </w:tcPr>
+          <w:p>
+            <w:pPr>
+              <w:spacing w:after="0" w:line="245" w:lineRule="auto"/>
+            </w:pPr>
+            <w:r>
+              <w:rPr>
+                <w:b/>
+              </w:rPr>
+            </w:r>
+            <w:r>
+              <w:rPr>
+                <w:rFonts w:ascii="Arial" w:hAnsi="Arial"/>
+                <w:b w:val="0"/>
+                <w:color w:val="092754"/>
+                <w:sz w:val="18"/>
+              </w:rPr>
+              <w:t>Si un estudiante dice que no puede iniciar sesión</w:t>
+            </w:r>
+            <w:r>
+              <w:br/>
+            </w:r>
+            <w:r>
+              <w:rPr>
+                <w:rFonts w:ascii="Arial" w:hAnsi="Arial"/>
+                <w:b w:val="0"/>
+                <w:color w:val="092754"/>
+                <w:sz w:val="18"/>
+              </w:rPr>
+              <w:t>Revisa primero que su registro esté Aceptado. Mientras esté Pendiente, el portal muestra que administración debe revisar el registro.</w:t>
+            </w:r>
+          </w:p>
+        </w:tc>
+      </w:tr>
+    </w:tbl>
+    <w:p>
+      <w:pPr>
+        <w:pStyle w:val="Heading1"/>
+      </w:pPr>
+      <w:r>
+        <w:t>7. Iniciar el sitio y el programa en la computadora</w:t>
+      </w:r>
+    </w:p>
+    <w:p>
+      <w:pPr>
+        <w:widowControl/>
+      </w:pPr>
+      <w:r>
+        <w:rPr>
+          <w:rFonts w:ascii="Arial" w:hAnsi="Arial"/>
+          <w:b w:val="0"/>
+          <w:color w:val="182B43"/>
+          <w:sz w:val="18"/>
+        </w:rPr>
+        <w:t>Ambas aplicaciones usan la base NBU en SQL Server. El servicio de SQL Server debe estar iniciado y la configuración debe apuntar a la instancia SQLEXPRESS22.</w:t>
+      </w:r>
+    </w:p>
+    <w:tbl>
+      <w:tblPr>
+        <w:tblStyle w:val="TableGrid"/>
+        <w:tblW w:type="auto" w:w="0"/>
+        <w:tblLook w:firstColumn="1" w:firstRow="1" w:lastColumn="0" w:lastRow="0" w:noHBand="0" w:noVBand="1" w:val="04A0"/>
+      </w:tblPr>
+      <w:tblGrid>
+        <w:gridCol w:w="9893"/>
+      </w:tblGrid>
+      <w:tr>
+        <w:tc>
+          <w:tcPr>
+            <w:tcW w:type="dxa" w:w="9893"/>
+            <w:vAlign w:val="center"/>
+            <w:shd w:fill="F3F6F8"/>
+            <w:tcMar>
+              <w:top w:w="80" w:type="dxa"/>
+              <w:start w:w="100" w:type="dxa"/>
+              <w:bottom w:w="80" w:type="dxa"/>
+              <w:end w:w="100" w:type="dxa"/>
+            </w:tcMar>
+          </w:tcPr>
+          <w:p>
+            <w:pPr>
+              <w:spacing w:after="0" w:line="245" w:lineRule="auto"/>
+            </w:pPr>
+            <w:r>
+              <w:rPr>
+                <w:rFonts w:ascii="Consolas" w:hAnsi="Consolas"/>
+              </w:rPr>
+            </w:r>
+            <w:r>
+              <w:rPr>
+                <w:rFonts w:ascii="Consolas" w:hAnsi="Consolas"/>
+                <w:b w:val="0"/>
+                <w:color w:val="182B43"/>
+                <w:sz w:val="16"/>
+              </w:rPr>
+              <w:t>dotnet run --project .\NBU.Web\NBU.Web.csproj --urls http://localhost:5221</w:t>
+            </w:r>
+          </w:p>
+        </w:tc>
+      </w:tr>
+    </w:tbl>
+    <w:p>
+      <w:pPr>
+        <w:widowControl/>
+      </w:pPr>
+      <w:r>
+        <w:rPr>
+          <w:rFonts w:ascii="Arial" w:hAnsi="Arial"/>
+          <w:b w:val="0"/>
+          <w:color w:val="182B43"/>
+          <w:sz w:val="18"/>
+        </w:rPr>
+        <w:t>Abre http://localhost:5221 en la computadora. Para el escritorio, desde la raíz del proyecto abre:</w:t>
+      </w:r>
+    </w:p>
+    <w:tbl>
+      <w:tblPr>
+        <w:tblStyle w:val="TableGrid"/>
+        <w:tblW w:type="auto" w:w="0"/>
+        <w:tblLook w:firstColumn="1" w:firstRow="1" w:lastColumn="0" w:lastRow="0" w:noHBand="0" w:noVBand="1" w:val="04A0"/>
+      </w:tblPr>
+      <w:tblGrid>
+        <w:gridCol w:w="9893"/>
+      </w:tblGrid>
+      <w:tr>
+        <w:tc>
+          <w:tcPr>
+            <w:tcW w:type="dxa" w:w="9893"/>
+            <w:vAlign w:val="center"/>
+            <w:shd w:fill="F3F6F8"/>
+            <w:tcMar>
+              <w:top w:w="80" w:type="dxa"/>
+              <w:start w:w="100" w:type="dxa"/>
+              <w:bottom w:w="80" w:type="dxa"/>
+              <w:end w:w="100" w:type="dxa"/>
+            </w:tcMar>
+          </w:tcPr>
+          <w:p>
+            <w:pPr>
+              <w:spacing w:after="0" w:line="245" w:lineRule="auto"/>
+            </w:pPr>
+            <w:r>
+              <w:rPr>
+                <w:rFonts w:ascii="Consolas" w:hAnsi="Consolas"/>
+              </w:rPr>
+            </w:r>
+            <w:r>
+              <w:rPr>
+                <w:rFonts w:ascii="Consolas" w:hAnsi="Consolas"/>
+                <w:b w:val="0"/>
+                <w:color w:val="182B43"/>
+                <w:sz w:val="16"/>
+              </w:rPr>
+              <w:t>.\entregables\escritorio\NBU.Desktop.exe</w:t>
+            </w:r>
+          </w:p>
+        </w:tc>
+      </w:tr>
+    </w:tbl>
+    <w:p>
+      <w:pPr>
+        <w:widowControl/>
+      </w:pPr>
+      <w:r>
+        <w:rPr>
+          <w:rFonts w:ascii="Arial" w:hAnsi="Arial"/>
+          <w:b w:val="0"/>
+          <w:color w:val="182B43"/>
+          <w:sz w:val="18"/>
+        </w:rPr>
+        <w:t>El ejecutable está en la carpeta entregables/escritorio y necesita que se conserven sus archivos appsettings.json y nbu-mark.png en la misma carpeta.</w:t>
+      </w:r>
+    </w:p>
+    <w:p>
+      <w:r>
+        <w:br w:type="page"/>
       </w:r>
     </w:p>
     <w:p>
@@ -948,19 +1784,164 @@
         <w:pStyle w:val="Heading1"/>
       </w:pPr>
       <w:r>
-        <w:t>5. Ayuda rápida</w:t>
+        <w:t>8. Abrir la página desde otros celulares del mismo Wi-Fi</w:t>
+      </w:r>
+    </w:p>
+    <w:p>
+      <w:pPr>
+        <w:widowControl/>
+        <w:spacing w:after="40"/>
+        <w:ind w:left="403" w:hanging="317"/>
+      </w:pPr>
+      <w:r>
+        <w:rPr>
+          <w:rFonts w:ascii="Arial" w:hAnsi="Arial"/>
+          <w:b w:val="0"/>
+          <w:color w:val="182B43"/>
+          <w:sz w:val="18"/>
+        </w:rPr>
+        <w:t>1. Conecta la computadora y los celulares a la misma red Wi-Fi.</w:t>
+      </w:r>
+    </w:p>
+    <w:p>
+      <w:pPr>
+        <w:widowControl/>
+        <w:spacing w:after="40"/>
+        <w:ind w:left="403" w:hanging="317"/>
+      </w:pPr>
+      <w:r>
+        <w:rPr>
+          <w:rFonts w:ascii="Arial" w:hAnsi="Arial"/>
+          <w:b w:val="0"/>
+          <w:color w:val="182B43"/>
+          <w:sz w:val="18"/>
+        </w:rPr>
+        <w:t>2. Inicia SQL Server y luego inicia el servidor web con la dirección de escucha de la red local.</w:t>
+      </w:r>
+    </w:p>
+    <w:p>
+      <w:pPr>
+        <w:widowControl/>
+        <w:spacing w:after="40"/>
+        <w:ind w:left="403" w:hanging="317"/>
+      </w:pPr>
+      <w:r>
+        <w:rPr>
+          <w:rFonts w:ascii="Arial" w:hAnsi="Arial"/>
+          <w:b w:val="0"/>
+          <w:color w:val="182B43"/>
+          <w:sz w:val="18"/>
+        </w:rPr>
+        <w:t>3. En PowerShell usa: dotnet run --project .\NBU.Web\NBU.Web.csproj --urls http://0.0.0.0:5221</w:t>
+      </w:r>
+    </w:p>
+    <w:p>
+      <w:pPr>
+        <w:widowControl/>
+        <w:spacing w:after="40"/>
+        <w:ind w:left="403" w:hanging="317"/>
+      </w:pPr>
+      <w:r>
+        <w:rPr>
+          <w:rFonts w:ascii="Arial" w:hAnsi="Arial"/>
+          <w:b w:val="0"/>
+          <w:color w:val="182B43"/>
+          <w:sz w:val="18"/>
+        </w:rPr>
+        <w:t>4. En la computadora ejecuta ipconfig y anota su Dirección IPv4 del adaptador Wi-Fi.</w:t>
+      </w:r>
+    </w:p>
+    <w:p>
+      <w:pPr>
+        <w:widowControl/>
+        <w:spacing w:after="40"/>
+        <w:ind w:left="403" w:hanging="317"/>
+      </w:pPr>
+      <w:r>
+        <w:rPr>
+          <w:rFonts w:ascii="Arial" w:hAnsi="Arial"/>
+          <w:b w:val="0"/>
+          <w:color w:val="182B43"/>
+          <w:sz w:val="18"/>
+        </w:rPr>
+        <w:t>5. En el celular abre http://DIRECCION-IPv4:5221, reemplazando DIRECCION-IPv4 por el número mostrado en la computadora.</w:t>
       </w:r>
     </w:p>
     <w:tbl>
       <w:tblPr>
+        <w:tblStyle w:val="TableGrid"/>
+        <w:tblW w:type="auto" w:w="0"/>
+        <w:tblLook w:firstColumn="1" w:firstRow="1" w:lastColumn="0" w:lastRow="0" w:noHBand="0" w:noVBand="1" w:val="04A0"/>
+      </w:tblPr>
+      <w:tblGrid>
+        <w:gridCol w:w="9893"/>
+      </w:tblGrid>
+      <w:tr>
+        <w:tc>
+          <w:tcPr>
+            <w:tcW w:type="dxa" w:w="9893"/>
+            <w:vAlign w:val="center"/>
+            <w:shd w:fill="EAF8F8"/>
+            <w:tcMar>
+              <w:top w:w="80" w:type="dxa"/>
+              <w:start w:w="100" w:type="dxa"/>
+              <w:bottom w:w="80" w:type="dxa"/>
+              <w:end w:w="100" w:type="dxa"/>
+            </w:tcMar>
+          </w:tcPr>
+          <w:p>
+            <w:pPr>
+              <w:spacing w:after="0" w:line="245" w:lineRule="auto"/>
+            </w:pPr>
+            <w:r>
+              <w:rPr>
+                <w:b/>
+              </w:rPr>
+            </w:r>
+            <w:r>
+              <w:rPr>
+                <w:rFonts w:ascii="Arial" w:hAnsi="Arial"/>
+                <w:b w:val="0"/>
+                <w:color w:val="092754"/>
+                <w:sz w:val="18"/>
+              </w:rPr>
+              <w:t>La computadora debe quedarse encendida</w:t>
+            </w:r>
+            <w:r>
+              <w:br/>
+            </w:r>
+            <w:r>
+              <w:rPr>
+                <w:rFonts w:ascii="Arial" w:hAnsi="Arial"/>
+                <w:b w:val="0"/>
+                <w:color w:val="092754"/>
+                <w:sz w:val="18"/>
+              </w:rPr>
+              <w:t>Esto sirve dentro de la misma red local. localhost en un teléfono se refiere al teléfono. Para acceso desde otra ciudad habría que publicar el sitio en un servidor de internet.</w:t>
+            </w:r>
+          </w:p>
+        </w:tc>
+      </w:tr>
+    </w:tbl>
+    <w:p>
+      <w:pPr>
+        <w:pStyle w:val="Heading1"/>
+      </w:pPr>
+      <w:r>
+        <w:t>9. Ayuda rápida</w:t>
+      </w:r>
+    </w:p>
+    <w:tbl>
+      <w:tblPr>
+        <w:tblStyle w:val="TableGrid"/>
         <w:tblW w:type="auto" w:w="0"/>
         <w:jc w:val="center"/>
         <w:tblLayout w:type="fixed"/>
         <w:tblLook w:firstColumn="1" w:firstRow="1" w:lastColumn="0" w:lastRow="0" w:noHBand="0" w:noVBand="1" w:val="04A0"/>
       </w:tblPr>
       <w:tblGrid>
-        <w:gridCol w:w="2592"/>
-        <w:gridCol w:w="7920"/>
+        <w:gridCol w:w="3096"/>
+        <w:gridCol w:w="6797"/>
       </w:tblGrid>
       <w:tr>
         <w:trPr>
@@ -968,19 +1949,19 @@
         </w:trPr>
         <w:tc>
           <w:tcPr>
-            <w:tcW w:type="dxa" w:w="2592"/>
+            <w:tcW w:type="dxa" w:w="3096"/>
+            <w:vAlign w:val="center"/>
             <w:shd w:fill="092754"/>
             <w:tcMar>
-              <w:top w:w="95" w:type="dxa"/>
-              <w:start w:w="115" w:type="dxa"/>
-              <w:bottom w:w="95" w:type="dxa"/>
-              <w:end w:w="115" w:type="dxa"/>
+              <w:top w:w="80" w:type="dxa"/>
+              <w:start w:w="100" w:type="dxa"/>
+              <w:bottom w:w="80" w:type="dxa"/>
+              <w:end w:w="100" w:type="dxa"/>
             </w:tcMar>
-            <w:vAlign w:val="center"/>
           </w:tcPr>
           <w:p>
             <w:pPr>
-              <w:spacing w:after="0"/>
+              <w:spacing w:after="0" w:line="245" w:lineRule="auto"/>
             </w:pPr>
             <w:r/>
             <w:r>
@@ -990,25 +1971,25 @@
                 <w:color w:val="FFFFFF"/>
                 <w:sz w:val="16"/>
               </w:rPr>
-              <w:t>Situación</w:t>
+              <w:t>Si pasa esto...</w:t>
             </w:r>
           </w:p>
         </w:tc>
         <w:tc>
           <w:tcPr>
-            <w:tcW w:type="dxa" w:w="7920"/>
+            <w:tcW w:type="dxa" w:w="6797"/>
+            <w:vAlign w:val="center"/>
             <w:shd w:fill="092754"/>
             <w:tcMar>
-              <w:top w:w="95" w:type="dxa"/>
-              <w:start w:w="115" w:type="dxa"/>
-              <w:bottom w:w="95" w:type="dxa"/>
-              <w:end w:w="115" w:type="dxa"/>
+              <w:top w:w="80" w:type="dxa"/>
+              <w:start w:w="100" w:type="dxa"/>
+              <w:bottom w:w="80" w:type="dxa"/>
+              <w:end w:w="100" w:type="dxa"/>
             </w:tcMar>
-            <w:vAlign w:val="center"/>
           </w:tcPr>
           <w:p>
             <w:pPr>
-              <w:spacing w:after="0"/>
+              <w:spacing w:after="0" w:line="245" w:lineRule="auto"/>
             </w:pPr>
             <w:r/>
             <w:r>
@@ -1018,7 +1999,7 @@
                 <w:color w:val="FFFFFF"/>
                 <w:sz w:val="16"/>
               </w:rPr>
-              <w:t>Qué revisar</w:t>
+              <w:t>Prueba esto</w:t>
             </w:r>
           </w:p>
         </w:tc>
@@ -1026,19 +2007,19 @@
       <w:tr>
         <w:tc>
           <w:tcPr>
-            <w:tcW w:type="dxa" w:w="2592"/>
+            <w:tcW w:type="dxa" w:w="3096"/>
             <w:vAlign w:val="center"/>
             <w:shd w:fill="EFF5FA"/>
             <w:tcMar>
-              <w:top w:w="95" w:type="dxa"/>
-              <w:start w:w="115" w:type="dxa"/>
-              <w:bottom w:w="95" w:type="dxa"/>
-              <w:end w:w="115" w:type="dxa"/>
+              <w:top w:w="80" w:type="dxa"/>
+              <w:start w:w="100" w:type="dxa"/>
+              <w:bottom w:w="80" w:type="dxa"/>
+              <w:end w:w="100" w:type="dxa"/>
             </w:tcMar>
           </w:tcPr>
           <w:p>
             <w:pPr>
-              <w:spacing w:after="0" w:line="240" w:lineRule="auto"/>
+              <w:spacing w:after="0" w:line="245" w:lineRule="auto"/>
             </w:pPr>
             <w:r/>
             <w:r>
@@ -1048,25 +2029,25 @@
                 <w:color w:val="182B43"/>
                 <w:sz w:val="16"/>
               </w:rPr>
-              <w:t>No puedo iniciar sesión</w:t>
+              <w:t>La página dice que rechazó la conexión</w:t>
             </w:r>
           </w:p>
         </w:tc>
         <w:tc>
           <w:tcPr>
-            <w:tcW w:type="dxa" w:w="7920"/>
+            <w:tcW w:type="dxa" w:w="6797"/>
             <w:vAlign w:val="center"/>
             <w:shd w:fill="EFF5FA"/>
             <w:tcMar>
-              <w:top w:w="95" w:type="dxa"/>
-              <w:start w:w="115" w:type="dxa"/>
-              <w:bottom w:w="95" w:type="dxa"/>
-              <w:end w:w="115" w:type="dxa"/>
+              <w:top w:w="80" w:type="dxa"/>
+              <w:start w:w="100" w:type="dxa"/>
+              <w:bottom w:w="80" w:type="dxa"/>
+              <w:end w:w="100" w:type="dxa"/>
             </w:tcMar>
           </w:tcPr>
           <w:p>
             <w:pPr>
-              <w:spacing w:after="0" w:line="240" w:lineRule="auto"/>
+              <w:spacing w:after="0" w:line="245" w:lineRule="auto"/>
             </w:pPr>
             <w:r/>
             <w:r>
@@ -1076,7 +2057,7 @@
                 <w:color w:val="182B43"/>
                 <w:sz w:val="16"/>
               </w:rPr>
-              <w:t>Verifica correo, contraseña y perfil. Tras cinco intentos fallidos, espera cinco minutos.</w:t>
+              <w:t>Confirma que la consola web siga abierta, que SQL Server esté iniciado y que uses la dirección y puerto correctos.</w:t>
             </w:r>
           </w:p>
         </w:tc>
@@ -1084,19 +2065,19 @@
       <w:tr>
         <w:tc>
           <w:tcPr>
-            <w:tcW w:type="dxa" w:w="2592"/>
+            <w:tcW w:type="dxa" w:w="3096"/>
             <w:vAlign w:val="center"/>
             <w:shd w:fill="FFFFFF"/>
             <w:tcMar>
-              <w:top w:w="95" w:type="dxa"/>
-              <w:start w:w="115" w:type="dxa"/>
-              <w:bottom w:w="95" w:type="dxa"/>
-              <w:end w:w="115" w:type="dxa"/>
+              <w:top w:w="80" w:type="dxa"/>
+              <w:start w:w="100" w:type="dxa"/>
+              <w:bottom w:w="80" w:type="dxa"/>
+              <w:end w:w="100" w:type="dxa"/>
             </w:tcMar>
           </w:tcPr>
           <w:p>
             <w:pPr>
-              <w:spacing w:after="0" w:line="240" w:lineRule="auto"/>
+              <w:spacing w:after="0" w:line="245" w:lineRule="auto"/>
             </w:pPr>
             <w:r/>
             <w:r>
@@ -1106,25 +2087,25 @@
                 <w:color w:val="182B43"/>
                 <w:sz w:val="16"/>
               </w:rPr>
-              <w:t>No aparece una beca</w:t>
+              <w:t>El estudiante sigue como pendiente</w:t>
             </w:r>
           </w:p>
         </w:tc>
         <w:tc>
           <w:tcPr>
-            <w:tcW w:type="dxa" w:w="7920"/>
+            <w:tcW w:type="dxa" w:w="6797"/>
             <w:vAlign w:val="center"/>
             <w:shd w:fill="FFFFFF"/>
             <w:tcMar>
-              <w:top w:w="95" w:type="dxa"/>
-              <w:start w:w="115" w:type="dxa"/>
-              <w:bottom w:w="95" w:type="dxa"/>
-              <w:end w:w="115" w:type="dxa"/>
+              <w:top w:w="80" w:type="dxa"/>
+              <w:start w:w="100" w:type="dxa"/>
+              <w:bottom w:w="80" w:type="dxa"/>
+              <w:end w:w="100" w:type="dxa"/>
             </w:tcMar>
           </w:tcPr>
           <w:p>
             <w:pPr>
-              <w:spacing w:after="0" w:line="240" w:lineRule="auto"/>
+              <w:spacing w:after="0" w:line="245" w:lineRule="auto"/>
             </w:pPr>
             <w:r/>
             <w:r>
@@ -1134,7 +2115,7 @@
                 <w:color w:val="182B43"/>
                 <w:sz w:val="16"/>
               </w:rPr>
-              <w:t>La convocatoria debe estar abierta y dentro de sus fechas.</w:t>
+              <w:t>Administración debe abrir Registros pendientes y aceptar la solicitud.</w:t>
             </w:r>
           </w:p>
         </w:tc>
@@ -1142,19 +2123,19 @@
       <w:tr>
         <w:tc>
           <w:tcPr>
-            <w:tcW w:type="dxa" w:w="2592"/>
+            <w:tcW w:type="dxa" w:w="3096"/>
             <w:vAlign w:val="center"/>
             <w:shd w:fill="EFF5FA"/>
             <w:tcMar>
-              <w:top w:w="95" w:type="dxa"/>
-              <w:start w:w="115" w:type="dxa"/>
-              <w:bottom w:w="95" w:type="dxa"/>
-              <w:end w:w="115" w:type="dxa"/>
+              <w:top w:w="80" w:type="dxa"/>
+              <w:start w:w="100" w:type="dxa"/>
+              <w:bottom w:w="80" w:type="dxa"/>
+              <w:end w:w="100" w:type="dxa"/>
             </w:tcMar>
           </w:tcPr>
           <w:p>
             <w:pPr>
-              <w:spacing w:after="0" w:line="240" w:lineRule="auto"/>
+              <w:spacing w:after="0" w:line="245" w:lineRule="auto"/>
             </w:pPr>
             <w:r/>
             <w:r>
@@ -1164,25 +2145,25 @@
                 <w:color w:val="182B43"/>
                 <w:sz w:val="16"/>
               </w:rPr>
-              <w:t>No puedo eliminar un registro</w:t>
+              <w:t>No puedo adjuntar el archivo</w:t>
             </w:r>
           </w:p>
         </w:tc>
         <w:tc>
           <w:tcPr>
-            <w:tcW w:type="dxa" w:w="7920"/>
+            <w:tcW w:type="dxa" w:w="6797"/>
             <w:vAlign w:val="center"/>
             <w:shd w:fill="EFF5FA"/>
             <w:tcMar>
-              <w:top w:w="95" w:type="dxa"/>
-              <w:start w:w="115" w:type="dxa"/>
-              <w:bottom w:w="95" w:type="dxa"/>
-              <w:end w:w="115" w:type="dxa"/>
+              <w:top w:w="80" w:type="dxa"/>
+              <w:start w:w="100" w:type="dxa"/>
+              <w:bottom w:w="80" w:type="dxa"/>
+              <w:end w:w="100" w:type="dxa"/>
             </w:tcMar>
           </w:tcPr>
           <w:p>
             <w:pPr>
-              <w:spacing w:after="0" w:line="240" w:lineRule="auto"/>
+              <w:spacing w:after="0" w:line="245" w:lineRule="auto"/>
             </w:pPr>
             <w:r/>
             <w:r>
@@ -1192,7 +2173,7 @@
                 <w:color w:val="182B43"/>
                 <w:sz w:val="16"/>
               </w:rPr>
-              <w:t>Puede tener solicitudes, pagos o notificaciones relacionadas.</w:t>
+              <w:t>Usa PDF/PNG/JPG y revisa que pese 5 MB o menos.</w:t>
             </w:r>
           </w:p>
         </w:tc>
@@ -1200,19 +2181,19 @@
       <w:tr>
         <w:tc>
           <w:tcPr>
-            <w:tcW w:type="dxa" w:w="2592"/>
+            <w:tcW w:type="dxa" w:w="3096"/>
             <w:vAlign w:val="center"/>
             <w:shd w:fill="FFFFFF"/>
             <w:tcMar>
-              <w:top w:w="95" w:type="dxa"/>
-              <w:start w:w="115" w:type="dxa"/>
-              <w:bottom w:w="95" w:type="dxa"/>
-              <w:end w:w="115" w:type="dxa"/>
+              <w:top w:w="80" w:type="dxa"/>
+              <w:start w:w="100" w:type="dxa"/>
+              <w:bottom w:w="80" w:type="dxa"/>
+              <w:end w:w="100" w:type="dxa"/>
             </w:tcMar>
           </w:tcPr>
           <w:p>
             <w:pPr>
-              <w:spacing w:after="0" w:line="240" w:lineRule="auto"/>
+              <w:spacing w:after="0" w:line="245" w:lineRule="auto"/>
             </w:pPr>
             <w:r/>
             <w:r>
@@ -1222,25 +2203,25 @@
                 <w:color w:val="182B43"/>
                 <w:sz w:val="16"/>
               </w:rPr>
-              <w:t>El portal no conecta</w:t>
+              <w:t>No puedo borrar un registro</w:t>
             </w:r>
           </w:p>
         </w:tc>
         <w:tc>
           <w:tcPr>
-            <w:tcW w:type="dxa" w:w="7920"/>
+            <w:tcW w:type="dxa" w:w="6797"/>
             <w:vAlign w:val="center"/>
             <w:shd w:fill="FFFFFF"/>
             <w:tcMar>
-              <w:top w:w="95" w:type="dxa"/>
-              <w:start w:w="115" w:type="dxa"/>
-              <w:bottom w:w="95" w:type="dxa"/>
-              <w:end w:w="115" w:type="dxa"/>
+              <w:top w:w="80" w:type="dxa"/>
+              <w:start w:w="100" w:type="dxa"/>
+              <w:bottom w:w="80" w:type="dxa"/>
+              <w:end w:w="100" w:type="dxa"/>
             </w:tcMar>
           </w:tcPr>
           <w:p>
             <w:pPr>
-              <w:spacing w:after="0" w:line="240" w:lineRule="auto"/>
+              <w:spacing w:after="0" w:line="245" w:lineRule="auto"/>
             </w:pPr>
             <w:r/>
             <w:r>
@@ -1250,7 +2231,7 @@
                 <w:color w:val="182B43"/>
                 <w:sz w:val="16"/>
               </w:rPr>
-              <w:t>Confirma que SQL Server esté iniciado y que la cadena de conexión apunte a la instancia correcta.</w:t>
+              <w:t>Puede haber solicitudes, pagos o avisos relacionados.</w:t>
             </w:r>
           </w:p>
         </w:tc>
@@ -1258,19 +2239,19 @@
       <w:tr>
         <w:tc>
           <w:tcPr>
-            <w:tcW w:type="dxa" w:w="2592"/>
+            <w:tcW w:type="dxa" w:w="3096"/>
             <w:vAlign w:val="center"/>
             <w:shd w:fill="EFF5FA"/>
             <w:tcMar>
-              <w:top w:w="95" w:type="dxa"/>
-              <w:start w:w="115" w:type="dxa"/>
-              <w:bottom w:w="95" w:type="dxa"/>
-              <w:end w:w="115" w:type="dxa"/>
+              <w:top w:w="80" w:type="dxa"/>
+              <w:start w:w="100" w:type="dxa"/>
+              <w:bottom w:w="80" w:type="dxa"/>
+              <w:end w:w="100" w:type="dxa"/>
             </w:tcMar>
           </w:tcPr>
           <w:p>
             <w:pPr>
-              <w:spacing w:after="0" w:line="240" w:lineRule="auto"/>
+              <w:spacing w:after="0" w:line="245" w:lineRule="auto"/>
             </w:pPr>
             <w:r/>
             <w:r>
@@ -1280,25 +2261,25 @@
                 <w:color w:val="182B43"/>
                 <w:sz w:val="16"/>
               </w:rPr>
-              <w:t>Transferencias</w:t>
+              <w:t>No aparece una transferencia</w:t>
             </w:r>
           </w:p>
         </w:tc>
         <w:tc>
           <w:tcPr>
-            <w:tcW w:type="dxa" w:w="7920"/>
+            <w:tcW w:type="dxa" w:w="6797"/>
             <w:vAlign w:val="center"/>
             <w:shd w:fill="EFF5FA"/>
             <w:tcMar>
-              <w:top w:w="95" w:type="dxa"/>
-              <w:start w:w="115" w:type="dxa"/>
-              <w:bottom w:w="95" w:type="dxa"/>
-              <w:end w:w="115" w:type="dxa"/>
+              <w:top w:w="80" w:type="dxa"/>
+              <w:start w:w="100" w:type="dxa"/>
+              <w:bottom w:w="80" w:type="dxa"/>
+              <w:end w:w="100" w:type="dxa"/>
             </w:tcMar>
           </w:tcPr>
           <w:p>
             <w:pPr>
-              <w:spacing w:after="0" w:line="240" w:lineRule="auto"/>
+              <w:spacing w:after="0" w:line="245" w:lineRule="auto"/>
             </w:pPr>
             <w:r/>
             <w:r>
@@ -1308,7 +2289,7 @@
                 <w:color w:val="182B43"/>
                 <w:sz w:val="16"/>
               </w:rPr>
-              <w:t>La opción está deshabilitada. No procesa pagos bancarios.</w:t>
+              <w:t>NBU solo muestra depósitos que administración ya registró; no procesa transferencias bancarias.</w:t>
             </w:r>
           </w:p>
         </w:tc>
@@ -1316,26 +2297,23 @@
     </w:tbl>
     <w:p>
       <w:pPr>
-        <w:spacing w:after="0"/>
-      </w:pPr>
-    </w:p>
-    <w:p>
-      <w:pPr>
         <w:widowControl/>
       </w:pPr>
       <w:r>
         <w:rPr>
           <w:rFonts w:ascii="Arial" w:hAnsi="Arial"/>
-          <w:color w:val="64758A"/>
+          <w:b w:val="0"/>
+          <w:color w:val="805B18"/>
+          <w:sz w:val="17"/>
         </w:rPr>
-        <w:t>Para salir de forma segura, usa Salir en la barra superior. No compartas credenciales ni uses las contraseñas de demostración fuera del equipo local.</w:t>
+        <w:t>Las cuentas y datos demo son de prueba. No uses credenciales ficticias ni información real de estudiantes en una publicación pública.</w:t>
       </w:r>
     </w:p>
     <w:sectPr>
       <w:headerReference w:type="default" r:id="rId9"/>
       <w:footerReference w:type="default" r:id="rId10"/>
-      <w:pgSz w:w="12240" w:h="15840"/>
-      <w:pgMar w:top="936" w:right="1037" w:bottom="893" w:left="1037" w:header="403" w:footer="403" w:gutter="0"/>
+      <w:pgSz w:w="11909" w:h="16834"/>
+      <w:pgMar w:top="979" w:right="1008" w:bottom="922" w:left="1008" w:header="432" w:footer="432" w:gutter="0"/>
       <w:cols w:space="720"/>
       <w:docGrid w:linePitch="360"/>
     </w:sectPr>
@@ -1353,6 +2331,7 @@
     <w:r>
       <w:rPr>
         <w:rFonts w:ascii="Arial" w:hAnsi="Arial"/>
+        <w:b w:val="0"/>
         <w:color w:val="64758A"/>
         <w:sz w:val="16"/>
       </w:rPr>
@@ -1361,6 +2340,7 @@
     <w:r>
       <w:rPr>
         <w:rFonts w:ascii="Arial" w:hAnsi="Arial"/>
+        <w:b w:val="0"/>
         <w:color w:val="64758A"/>
         <w:sz w:val="16"/>
       </w:rPr>
@@ -1388,7 +2368,7 @@
         <w:color w:val="092754"/>
         <w:sz w:val="16"/>
       </w:rPr>
-      <w:t>NBU  |  NICARAGUA BECAS UNIVERSITARIAS</w:t>
+      <w:t>NBU  ·  NICARAGUA BECAS UNIVERSITARIAS</w:t>
     </w:r>
   </w:p>
 </w:hdr>
@@ -1758,12 +2738,12 @@
     <w:qFormat/>
     <w:rsid w:val="00FC693F"/>
     <w:pPr>
-      <w:spacing w:after="100" w:line="259" w:lineRule="auto"/>
+      <w:spacing w:after="80" w:line="259" w:lineRule="auto"/>
     </w:pPr>
     <w:rPr>
       <w:rFonts w:ascii="Arial" w:hAnsi="Arial"/>
       <w:color w:val="182B43"/>
-      <w:sz w:val="20"/>
+      <w:sz w:val="18"/>
     </w:rPr>
   </w:style>
   <w:style w:type="paragraph" w:styleId="Header">
@@ -1821,7 +2801,7 @@
     <w:pPr>
       <w:keepNext/>
       <w:keepLines/>
-      <w:spacing w:before="200" w:after="100"/>
+      <w:spacing w:before="160" w:after="80"/>
       <w:outlineLvl w:val="0"/>
     </w:pPr>
     <w:rPr>
@@ -1829,7 +2809,7 @@
       <w:b/>
       <w:bCs/>
       <w:color w:val="092754"/>
-      <w:sz w:val="32"/>
+      <w:sz w:val="31"/>
       <w:szCs w:val="28"/>
     </w:rPr>
   </w:style>
@@ -1845,15 +2825,15 @@
     <w:pPr>
       <w:keepNext/>
       <w:keepLines/>
-      <w:spacing w:before="200" w:after="100"/>
+      <w:spacing w:before="160" w:after="80"/>
       <w:outlineLvl w:val="1"/>
     </w:pPr>
     <w:rPr>
       <w:rFonts w:asciiTheme="majorHAnsi" w:eastAsiaTheme="majorEastAsia" w:hAnsiTheme="majorHAnsi" w:cstheme="majorBidi" w:ascii="Arial" w:hAnsi="Arial"/>
       <w:b/>
       <w:bCs/>
-      <w:color w:val="092754"/>
-      <w:sz w:val="23"/>
+      <w:color w:val="1267AD"/>
+      <w:sz w:val="22"/>
       <w:szCs w:val="26"/>
     </w:rPr>
   </w:style>
@@ -2108,13 +3088,16 @@
     <w:rsid w:val="00FC693F"/>
     <w:pPr>
       <w:keepNext/>
-      <w:spacing w:after="100" w:line="240" w:lineRule="auto" w:before="0"/>
+      <w:pBdr>
+        <w:bottom w:val="single" w:sz="8" w:space="4" w:color="4F81BD" w:themeColor="accent1"/>
+      </w:pBdr>
+      <w:spacing w:after="80" w:line="240" w:lineRule="auto" w:before="0"/>
       <w:contextualSpacing/>
     </w:pPr>
     <w:rPr>
       <w:rFonts w:asciiTheme="majorHAnsi" w:eastAsiaTheme="majorEastAsia" w:hAnsiTheme="majorHAnsi" w:cstheme="majorBidi" w:ascii="Arial" w:hAnsi="Arial"/>
       <w:b/>
-      <w:color w:val="000000"/>
+      <w:color w:val="092754"/>
       <w:spacing w:val="5"/>
       <w:kern w:val="28"/>
       <w:sz w:val="50"/>
